--- a/Курсовая_Прокат_инвентаря.docx
+++ b/Курсовая_Прокат_инвентаря.docx
@@ -289,7 +289,7 @@
               <w:rPr>
                 <w:rStyle w:val="aff8"/>
               </w:rPr>
-              <w:t xml:space="preserve">1.1 Платформа Java и встроенный HTTP-сервер как основа разработки веб-приложения</w:t>
+              <w:t xml:space="preserve">1.1 Платформа Spring Boot как основа разработки веб-приложения</w:t>
             </w:r>
             <w:r>
               <w:rPr>
@@ -379,7 +379,7 @@
               <w:rPr>
                 <w:webHidden/>
               </w:rPr>
-              <w:t>8</w:t>
+              <w:t>9</w:t>
             </w:r>
             <w:r>
               <w:rPr>
@@ -443,7 +443,7 @@
                 <w:b/>
                 <w:webHidden/>
               </w:rPr>
-              <w:t>12</w:t>
+              <w:t>13</w:t>
             </w:r>
             <w:r>
               <w:rPr>
@@ -514,7 +514,7 @@
                 <w:bCs w:val="0"/>
                 <w:webHidden/>
               </w:rPr>
-              <w:t>12</w:t>
+              <w:t>13</w:t>
             </w:r>
             <w:r>
               <w:rPr>
@@ -576,7 +576,7 @@
               <w:rPr>
                 <w:webHidden/>
               </w:rPr>
-              <w:t>12</w:t>
+              <w:t>13</w:t>
             </w:r>
             <w:r>
               <w:rPr>
@@ -646,7 +646,7 @@
                 <w:bCs w:val="0"/>
                 <w:webHidden/>
               </w:rPr>
-              <w:t>15</w:t>
+              <w:t>16</w:t>
             </w:r>
             <w:r>
               <w:rPr>
@@ -708,7 +708,7 @@
               <w:rPr>
                 <w:webHidden/>
               </w:rPr>
-              <w:t>15</w:t>
+              <w:t>16</w:t>
             </w:r>
             <w:r>
               <w:rPr>
@@ -768,7 +768,7 @@
               <w:rPr>
                 <w:webHidden/>
               </w:rPr>
-              <w:t>25</w:t>
+              <w:t>28</w:t>
             </w:r>
             <w:r>
               <w:rPr>
@@ -832,7 +832,7 @@
                 <w:b/>
                 <w:webHidden/>
               </w:rPr>
-              <w:t>30</w:t>
+              <w:t>34</w:t>
             </w:r>
             <w:r>
               <w:rPr>
@@ -897,7 +897,7 @@
                 <w:b/>
                 <w:webHidden/>
               </w:rPr>
-              <w:t>32</w:t>
+              <w:t>36</w:t>
             </w:r>
             <w:r>
               <w:rPr>
@@ -977,14 +977,6 @@
     </w:p>
     <w:p>
       <w:pPr>
-        <w:keepNext/>
-        <w:adjustRightInd w:val="0"/>
-        <w:snapToGrid w:val="0"/>
-        <w:spacing w:after="0"/>
-      </w:pPr>
-    </w:p>
-    <w:p>
-      <w:pPr>
         <w:pStyle w:val="Normal2"/>
         <w:adjustRightInd w:val="0"/>
         <w:snapToGrid w:val="0"/>
@@ -1014,7 +1006,7 @@
         <w:rPr>
           <w:lang w:val="ru-RU"/>
         </w:rPr>
-        <w:t xml:space="preserve">Актуальность разработки приложения «Прокат спортивного инвентаря» обусловлена тем, что веб-приложение доступно из любого современного браузера без установки дополнительного программного обеспечения и позволяет каждому пользователю вести собственную базу инвентаря с защищённым доступом. Для реализации выбран язык программирования Java, который благодаря строгой типизации и богатой стандартной библиотеке широко применяется при разработке серверных приложений. Встроенные средства Java (HTTP-сервер, хеширование паролей, интерфейс JDBC) вместе со встраиваемой базой данных H2 позволяют построить приложение без установки серверов [4, 8].</w:t>
+        <w:t xml:space="preserve">Актуальность разработки приложения «Прокат спортивного инвентаря» обусловлена тем, что веб-приложение доступно из любого современного браузера без установки дополнительного программного обеспечения и позволяет каждому пользователю вести собственную базу инвентаря с защищённым доступом. Для реализации выбраны язык программирования Java и платформа Spring Boot, которая благодаря встроенному веб-серверу, автоматической настройке и интеграции с базами данных широко применяется при разработке серверных приложений. Для хранения данных используются Spring Data JPA и встраиваемая база данных H2, что позволяет построить приложение без установки отдельного сервера СУБД [3, 11, 12].</w:t>
       </w:r>
     </w:p>
     <w:p>
@@ -1031,7 +1023,7 @@
         <w:rPr>
           <w:lang w:val="ru-RU"/>
         </w:rPr>
-        <w:t xml:space="preserve">Объектом исследования является процесс разработки веб-приложений для учёта персональных данных с использованием языка программирования Java.</w:t>
+        <w:t xml:space="preserve">Объектом исследования является процесс разработки веб-приложений для учёта персональных данных с использованием языка программирования Java и платформы Spring Boot.</w:t>
       </w:r>
     </w:p>
     <w:p>
@@ -1048,7 +1040,7 @@
         <w:rPr>
           <w:lang w:val="ru-RU"/>
         </w:rPr>
-        <w:t xml:space="preserve">Предметом исследования являются средства стандартной библиотеки Java и СУБД H2, необходимые для реализации регистрации и аутентификации пользователей, добавления, редактирования, удаления и фильтрации записей в приложении «Прокат спортивного инвентаря».</w:t>
+        <w:t xml:space="preserve">Предметом исследования являются средства платформы Spring Boot (Spring MVC, Spring Data JPA, Thymeleaf) и СУБД H2, необходимые для реализации регистрации и аутентификации пользователей, добавления, редактирования, удаления и фильтрации записей в приложении «Прокат спортивного инвентаря».</w:t>
       </w:r>
     </w:p>
     <w:p>
@@ -1104,7 +1096,7 @@
         <w:rPr>
           <w:lang w:val="ru-RU"/>
         </w:rPr>
-        <w:t xml:space="preserve">изучить теоретические основы разработки веб-приложений на языке Java: встроенный HTTP-сервер, маршрутизацию, обработку форм, сессии и HTML-шаблоны;</w:t>
+        <w:t xml:space="preserve">изучить теоретические основы разработки веб-приложений на языке Java с использованием платформы Spring Boot: Spring MVC, внедрение зависимостей, обработку форм, сессии и шаблоны Thymeleaf;</w:t>
       </w:r>
     </w:p>
     <w:p>
@@ -1126,7 +1118,7 @@
         <w:rPr>
           <w:lang w:val="ru-RU"/>
         </w:rPr>
-        <w:t xml:space="preserve">рассмотреть принципы проектирования реляционных баз данных и особенности встраиваемой СУБД H2 и работы с ней через JDBC, спроектировать таблицы users и rental_items;</w:t>
+        <w:t xml:space="preserve">рассмотреть принципы проектирования реляционных баз данных и особенности встраиваемой СУБД H2 и работы с ней через Spring Data JPA, спроектировать таблицы users и rental_items;</w:t>
       </w:r>
     </w:p>
     <w:p>
@@ -1266,6 +1258,14 @@
         <w:adjustRightInd w:val="0"/>
         <w:snapToGrid w:val="0"/>
         <w:spacing w:after="0"/>
+      </w:pPr>
+    </w:p>
+    <w:p>
+      <w:pPr>
+        <w:keepNext/>
+        <w:adjustRightInd w:val="0"/>
+        <w:snapToGrid w:val="0"/>
+        <w:spacing w:after="0"/>
         <w:ind w:firstLine="0"/>
       </w:pPr>
     </w:p>
@@ -1311,6 +1311,200 @@
         <w:adjustRightInd w:val="0"/>
         <w:snapToGrid w:val="0"/>
         <w:spacing w:after="0"/>
+        <w:outlineLvl w:val="1"/>
+        <w:rPr>
+          <w:sz w:val="28"/>
+          <w:szCs w:val="24"/>
+          <w:lang w:val="ru-RU"/>
+        </w:rPr>
+      </w:pPr>
+      <w:bookmarkStart w:id="104" w:name="_Toc910003"/>
+      <w:r>
+        <w:rPr>
+          <w:sz w:val="28"/>
+          <w:szCs w:val="24"/>
+          <w:lang w:val="ru-RU"/>
+        </w:rPr>
+        <w:t xml:space="preserve">1.1 Платформа Spring Boot как основа разработки веб-приложения</w:t>
+      </w:r>
+      <w:bookmarkEnd w:id="104"/>
+    </w:p>
+    <w:p>
+      <w:pPr>
+        <w:pStyle w:val="Normal2"/>
+        <w:adjustRightInd w:val="0"/>
+        <w:snapToGrid w:val="0"/>
+        <w:spacing w:line="360" w:lineRule="auto"/>
+        <w:rPr>
+          <w:lang w:val="ru-RU"/>
+        </w:rPr>
+      </w:pPr>
+      <w:r>
+        <w:rPr>
+          <w:lang w:val="ru-RU"/>
+        </w:rPr>
+        <w:t xml:space="preserve">Веб-приложение – это программа, которая работает на сервере, а взаимодействие с пользователем происходит через браузер по протоколу HTTP. Браузер отправляет серверу запрос, содержащий адрес страницы, метод (чаще всего GET для получения страницы и POST для отправки данных формы) и сопутствующие данные, а сервер формирует ответ в виде HTML-страницы и возвращает его клиенту. Поскольку протокол HTTP не хранит информацию о предыдущих запросах, для работы с авторизованными пользователями приложение должно самостоятельно запоминать, кто именно отправляет запросы [10].</w:t>
+      </w:r>
+    </w:p>
+    <w:p>
+      <w:pPr>
+        <w:pStyle w:val="Normal2"/>
+        <w:adjustRightInd w:val="0"/>
+        <w:snapToGrid w:val="0"/>
+        <w:spacing w:line="360" w:lineRule="auto"/>
+        <w:rPr>
+          <w:lang w:val="ru-RU"/>
+        </w:rPr>
+      </w:pPr>
+      <w:r>
+        <w:rPr>
+          <w:lang w:val="ru-RU"/>
+        </w:rPr>
+        <w:t xml:space="preserve">Для разработки серверной части на языке Java наиболее широко применяется платформа Spring. Основу платформы составляет Spring Framework – контейнер, который создаёт объекты приложения (компоненты, или «бины»), хранит их и передаёт друг другу по мере необходимости: этот принцип называется внедрением зависимостей [13]. Spring Boot – надстройка над Spring Framework, которая берёт на себя настройку проекта: достаточно подключить «стартовые» зависимости (spring-boot-starter-web, spring-boot-starter-thymeleaf, spring-boot-starter-data-jpa), и платформа автоматически настроит встроенный веб-сервер Apache Tomcat, шаблонизатор и подключение к базе данных [11]. Приложение запускается как обычная Java-программа с методом main, помеченным аннотацией @SpringBootApplication, без установки отдельного сервера приложений. Сборка проекта и загрузка библиотек выполняются системой Maven, а состав зависимостей описывается в файле pom.xml.</w:t>
+      </w:r>
+    </w:p>
+    <w:p>
+      <w:pPr>
+        <w:pStyle w:val="Normal2"/>
+        <w:adjustRightInd w:val="0"/>
+        <w:snapToGrid w:val="0"/>
+        <w:spacing w:line="360" w:lineRule="auto"/>
+        <w:rPr>
+          <w:lang w:val="ru-RU"/>
+        </w:rPr>
+      </w:pPr>
+      <w:r>
+        <w:rPr>
+          <w:lang w:val="ru-RU"/>
+        </w:rPr>
+        <w:t xml:space="preserve">Обработку HTTP-запросов выполняет модуль Spring MVC [13]. Все запросы принимает единый обработчик – DispatcherServlet, который по адресу и методу запроса выбирает метод контроллера. Контроллер – это класс с аннотацией @Controller, а его методы связываются с адресами аннотациями @GetMapping и @PostMapping; общая часть адреса задаётся аннотацией @RequestMapping над классом (например, /items). Значения из строки запроса и из формы передаются в параметры метода с аннотацией @RequestParam, номер записи из адреса вида /items/5/edit – в параметр с аннотацией @PathVariable. Метод возвращает имя шаблона, которое нужно показать, либо строку вида redirect:/адрес – перенаправление браузера на другую страницу. После успешной обработки формы применяется именно перенаправление: этот приём, известный как Post/Redirect/Get, предотвращает повторную отправку формы при обновлении страницы браузером. Данные для шаблона контроллер передаёт через объект Model.</w:t>
+      </w:r>
+    </w:p>
+    <w:p>
+      <w:pPr>
+        <w:pStyle w:val="Normal2"/>
+        <w:adjustRightInd w:val="0"/>
+        <w:snapToGrid w:val="0"/>
+        <w:spacing w:line="360" w:lineRule="auto"/>
+        <w:rPr>
+          <w:lang w:val="ru-RU"/>
+        </w:rPr>
+      </w:pPr>
+      <w:r>
+        <w:rPr>
+          <w:lang w:val="ru-RU"/>
+        </w:rPr>
+        <w:t xml:space="preserve">Компоненты приложения создаются контейнером Spring в единственном экземпляре и получают нужные им объекты через параметры конструктора: например, контроллер записей получает репозиторий, с помощью которого он обращается к базе данных. Поскольку один экземпляр контроллера обслуживает запросы нескольких пользователей одновременно, в его полях нельзя хранить изменяемые данные; всё состояние приложения находится в базе данных и в сессии пользователя.</w:t>
+      </w:r>
+    </w:p>
+    <w:p>
+      <w:pPr>
+        <w:pStyle w:val="Normal2"/>
+        <w:adjustRightInd w:val="0"/>
+        <w:snapToGrid w:val="0"/>
+        <w:spacing w:line="360" w:lineRule="auto"/>
+        <w:rPr>
+          <w:lang w:val="ru-RU"/>
+        </w:rPr>
+      </w:pPr>
+      <w:r>
+        <w:rPr>
+          <w:lang w:val="ru-RU"/>
+        </w:rPr>
+        <w:t xml:space="preserve">Для хранения состояния между запросами используется сессия, которую поддерживает веб-сервер Tomcat [13]. После успешной проверки пароля приложение сохраняет в объекте HttpSession номер пользователя, а браузеру отправляется cookie с идентификатором сессии (JSESSIONID). Идентификатор случаен и достаточно длинен, поэтому подобрать чужой невозможно; настройка server.servlet.session.tracking-modes=cookie запрещает передавать идентификатор в адресе страницы. После входа выполняется смена идентификатора методом changeSessionId, что защищает от фиксации сессии. Доступ к страницам с данными ограничивает перехватчик – класс, реализующий интерфейс HandlerInterceptor: его метод preHandle вызывается перед каждым обращением к контроллеру и перенаправляет на страницу входа пользователя, который не прошёл проверку. Одноразовые сообщения (например, об успешной регистрации) передаются между запросами как «флеш-атрибуты» объекта RedirectAttributes и выводятся на следующей странице один раз.</w:t>
+      </w:r>
+    </w:p>
+    <w:p>
+      <w:pPr>
+        <w:pStyle w:val="Normal2"/>
+        <w:adjustRightInd w:val="0"/>
+        <w:snapToGrid w:val="0"/>
+        <w:spacing w:line="360" w:lineRule="auto"/>
+        <w:rPr>
+          <w:lang w:val="ru-RU"/>
+        </w:rPr>
+      </w:pPr>
+      <w:r>
+        <w:rPr>
+          <w:lang w:val="ru-RU"/>
+        </w:rPr>
+        <w:t xml:space="preserve">Страницы формируются из HTML-шаблонов шаблонизатором Thymeleaf [14]. Шаблон – это обычный файл HTML, в который добавлены атрибуты с префиксом th: (th:text выводит значение, th:each повторяет элемент для каждого элемента списка, th:if показывает элемент при выполнении условия, th:href и th:action формируют адреса). Такие шаблоны корректно открываются и в браузере без сервера, поэтому их называют «естественными». Общие части страниц – шапка, подключение стилей и область сообщений – описываются один раз в виде фрагментов (th:fragment) и подключаются к страницам атрибутом th:replace. Значения, выводимые атрибутом th:text, автоматически экранируются: символы &lt;, &gt;, &amp; и кавычки заменяются безопасными последовательностями, что защищает от внедрения вредоносного скрипта в страницу (XSS) [7].</w:t>
+      </w:r>
+    </w:p>
+    <w:p>
+      <w:pPr>
+        <w:pStyle w:val="Normal2"/>
+        <w:adjustRightInd w:val="0"/>
+        <w:snapToGrid w:val="0"/>
+        <w:spacing w:line="360" w:lineRule="auto"/>
+        <w:rPr>
+          <w:lang w:val="ru-RU"/>
+        </w:rPr>
+      </w:pPr>
+      <w:r>
+        <w:rPr>
+          <w:lang w:val="ru-RU"/>
+        </w:rPr>
+        <w:t xml:space="preserve">Работа с базой данных строится на спецификации Jakarta Persistence (JPA), которая описывает объектно-реляционное отображение: таблице соответствует класс-сущность с аннотацией @Entity, столбцу – поле класса, а связь между таблицами – аннотация @ManyToOne. Реализацией JPA является библиотека Hibernate [4]. Модуль Spring Data JPA [12] избавляет от написания кода доступа к данным: достаточно объявить интерфейс, наследующий JpaRepository, и платформа создаст его реализацию сама. Готовые методы save, findAll, delete и count дополняются методами, запросы для которых строятся по имени: например, findByUserIdAndType выбирает записи заданного пользователя с указанным типом. Hibernate преобразует вызовы методов в команды SQL, передавая значения как параметры подготовленных запросов, поэтому внедрение SQL-кода через поля формы невозможно [4].</w:t>
+      </w:r>
+    </w:p>
+    <w:p>
+      <w:pPr>
+        <w:pStyle w:val="Normal2"/>
+        <w:adjustRightInd w:val="0"/>
+        <w:snapToGrid w:val="0"/>
+        <w:spacing w:line="360" w:lineRule="auto"/>
+        <w:rPr>
+          <w:lang w:val="ru-RU"/>
+        </w:rPr>
+      </w:pPr>
+      <w:r>
+        <w:rPr>
+          <w:lang w:val="ru-RU"/>
+        </w:rPr>
+        <w:t xml:space="preserve">Отдельного внимания требует хранение паролей. Пароли нельзя хранить в открытом виде: при утечке данных все учётные записи оказались бы скомпрометированы. Рекомендуется сохранять не сам пароль, а результат его хеширования с использованием случайной «соли» и вычислительно затратного алгоритма [8]. Стандартная библиотека Java содержит реализацию алгоритма PBKDF2 (фабрика SecretKeyFactory с алгоритмом PBKDF2WithHmacSHA256), описанного в стандарте [9]. Алгоритм многократно (в работе – 120 000 раз) применяет к паролю и соли функцию HMAC, что делает перебор паролей по украденным данным затратным. Соль и хеш кодируются в Base64 и хранятся одной строкой вместе с числом итераций. При проверке введённый пароль хешируется с той же солью, а результат сравнивается методом MessageDigest.isEqual, время работы которого не зависит от места первого отличия. В крупных проектах для аутентификации применяют отдельный модуль Spring Security; в данной работе для наглядности хеширование выполнено собственным классом Passwords на средствах стандартной библиотеки.</w:t>
+      </w:r>
+    </w:p>
+    <w:p>
+      <w:pPr>
+        <w:pStyle w:val="Normal2"/>
+        <w:adjustRightInd w:val="0"/>
+        <w:snapToGrid w:val="0"/>
+        <w:spacing w:line="360" w:lineRule="auto"/>
+        <w:rPr>
+          <w:lang w:val="ru-RU"/>
+        </w:rPr>
+      </w:pPr>
+      <w:r>
+        <w:rPr>
+          <w:lang w:val="ru-RU"/>
+        </w:rPr>
+        <w:t xml:space="preserve">Для сообщения об ошибках используются коды ответа HTTP [10]: 302 – перенаправление, 404 – страница или запись не найдена, 405 – метод запроса не разрешён для данного адреса. Spring MVC возвращает код 405 автоматически, если адрес существует, но не поддерживает присланный метод, а для кода 404 в контроллере выбрасывается исключение ResponseStatusException. Для автоматической проверки работы приложения применяются JUnit 5 и средства модуля spring-boot-starter-test [11]: тест запускает приложение на свободном порту и отправляет к нему запросы клиентом java.net.http.HttpClient так же, как это делает браузер.</w:t>
+      </w:r>
+    </w:p>
+    <w:p>
+      <w:pPr>
+        <w:pStyle w:val="Normal2"/>
+        <w:adjustRightInd w:val="0"/>
+        <w:snapToGrid w:val="0"/>
+        <w:spacing w:line="360" w:lineRule="auto"/>
+        <w:rPr>
+          <w:lang w:val="ru-RU"/>
+        </w:rPr>
+      </w:pPr>
+      <w:r>
+        <w:rPr>
+          <w:lang w:val="ru-RU"/>
+        </w:rPr>
+        <w:t xml:space="preserve">Таким образом, платформа Spring Boot предоставляет всё необходимое для создания веб-приложения «Прокат спортивного инвентаря»: встроенный веб-сервер, обработку запросов и форм средствами Spring MVC, шаблоны Thymeleaf, сессии и перехватчики, а также доступ к базе данных через Spring Data JPA и Hibernate. Благодаря автоматической настройке объём собственного кода невелик и состоит в основном из описания данных, контроллеров и шаблонов, а приложение запускается одной командой без установки отдельных серверов: база данных H2 работает внутри приложения.</w:t>
+      </w:r>
+    </w:p>
+    <w:p>
+      <w:pPr>
+        <w:keepNext/>
+        <w:adjustRightInd w:val="0"/>
+        <w:snapToGrid w:val="0"/>
+        <w:spacing w:after="0"/>
       </w:pPr>
     </w:p>
     <w:p>
@@ -1326,16 +1520,16 @@
           <w:lang w:val="ru-RU"/>
         </w:rPr>
       </w:pPr>
-      <w:bookmarkStart w:id="104" w:name="_Toc910003"/>
+      <w:bookmarkStart w:id="105" w:name="_Toc910004"/>
       <w:r>
         <w:rPr>
           <w:sz w:val="28"/>
           <w:szCs w:val="24"/>
           <w:lang w:val="ru-RU"/>
         </w:rPr>
-        <w:t xml:space="preserve">1.1 Платформа Java и встроенный HTTP-сервер как основа разработки веб-приложения</w:t>
+        <w:t xml:space="preserve">1.2 Принципы проектирования приложения с базой данных</w:t>
       </w:r>
-      <w:bookmarkEnd w:id="104"/>
+      <w:bookmarkEnd w:id="105"/>
     </w:p>
     <w:p>
       <w:pPr>
@@ -1351,7 +1545,7 @@
         <w:rPr>
           <w:lang w:val="ru-RU"/>
         </w:rPr>
-        <w:t xml:space="preserve">Веб-приложение – это программа, которая работает на сервере, а взаимодействие с пользователем происходит через браузер по протоколу HTTP. Браузер отправляет серверу запрос, содержащий адрес страницы, метод (чаще всего GET для получения страницы и POST для отправки данных формы) и сопутствующие данные, а сервер формирует ответ в виде HTML-страницы и возвращает его клиенту. Поскольку протокол HTTP не хранит информацию о предыдущих запросах, для работы с авторизованными пользователями приложение должно самостоятельно запоминать, кто именно отправляет запросы [10].</w:t>
+        <w:t xml:space="preserve">Проектирование приложения, хранящего данные нескольких пользователей, начинается с проектирования данных. В реляционной модели данные организованы в таблицы, строки которых представляют отдельные записи, а столбцы – их атрибуты. Каждая таблица имеет первичный ключ, однозначно идентифицирующий строку, а связи между таблицами задаются внешними ключами [1]. Правильно построенная структура исключает дублирование информации: сведения о пользователе хранятся один раз, а записи ссылаются на него по идентификатору.</w:t>
       </w:r>
     </w:p>
     <w:p>
@@ -1368,7 +1562,7 @@
         <w:rPr>
           <w:lang w:val="ru-RU"/>
         </w:rPr>
-        <w:t xml:space="preserve">Для разработки серверной части на языке Java применяются два подхода. Первый основан на специализированных платформах: спецификации Jakarta Servlet [3] и построенных на ней фреймворках, таких как Spring Boot [11], которые берут на себя типовые задачи – разбор запроса, выбор обработчика по адресу, формирование ответа. Второй подход состоит в использовании встроенных средств самой платформы Java: в стандартную поставку JDK входит модуль jdk.httpserver с пакетом com.sun.net.httpserver, содержащий простой HTTP-сервер [8]. Для учебного приложения из пяти страниц достаточно второго подхода: он не требует установки сторонних библиотек и позволяет увидеть весь путь обработки запроса.</w:t>
+        <w:t xml:space="preserve">В рассматриваемом приложении выделяются две сущности: пользователь и единица инвентаря. Пользователь характеризуется логином и паролем, инвентарь – названием, видом, ценой за час и статусом. Между сущностями существует связь «один ко многим»: один пользователь может иметь множество позиций инвентаря, а каждая позиция принадлежит ровно одному пользователю. Эта связь реализуется столбцом user_id в таблице rental_items, который ссылается на столбец id таблицы users, и именно она позволяет выполнить требование, согласно которому каждый пользователь видит только свой инвентарь.</w:t>
       </w:r>
     </w:p>
     <w:p>
@@ -1385,7 +1579,7 @@
         <w:rPr>
           <w:lang w:val="ru-RU"/>
         </w:rPr>
-        <w:t xml:space="preserve">Основой приложения является класс HttpServer. Метод createContext связывает префикс адреса с объектом-обработчиком, реализующим интерфейс HttpHandler с единственным методом handle(HttpExchange). Объект HttpExchange предоставляет метод запроса (getRequestMethod), адрес (getRequestURI), заголовки и тело запроса (getRequestBody), а также методы отправки заголовков и тела ответа (sendResponseHeaders, getResponseBody) [8]. Запросы обрабатываются в потоках из пула, который задаётся методом setExecutor, поэтому код обработчика должен быть безопасен при одновременном обращении нескольких пользователей: общие данные в приложении защищены синхронизацией.</w:t>
+        <w:t xml:space="preserve">Для хранения данных в работе выбрана встроенная реляционная СУБД H2 [3], которая работает внутри самого Java-приложения и не требует установки отдельного сервера. База хранится в одном файле каталога data (coursework.mv.db) и содержит две таблицы: users и rental_items. Обращение к базе выполняется через Spring Data JPA и Hibernate [4, 12]: структура таблиц описывается классами-сущностями, а команды SQL (CREATE TABLE, INSERT, SELECT, UPDATE и DELETE) формирует Hibernate. Параметры подключения – адрес файла базы данных, имя пользователя – заданы в файле application.properties, а настройка spring.jpa.hibernate.ddl-auto=update обеспечивает автоматическое создание недостающих таблиц при запуске приложения. Соединениями с базой управляет пул HikariCP, который подключается вместе со стартовой зависимостью spring-boot-starter-data-jpa, а драйвер и сама СУБД поставляются библиотекой h2, указанной в pom.xml. Применение СУБД даёт приложению то, чего нет у обычных файлов: транзакции, индексы, ограничения целостности, язык запросов SQL и безопасный одновременный доступ из нескольких потоков.</w:t>
       </w:r>
     </w:p>
     <w:p>
@@ -1402,7 +1596,7 @@
         <w:rPr>
           <w:lang w:val="ru-RU"/>
         </w:rPr>
-        <w:t xml:space="preserve">В отличие от фреймворков, где адреса связываются с методами аннотациями, здесь маршрутизацию описывает сам разработчик: по адресу и методу запроса обработчик выбирает нужный метод (оператор switch и регулярное выражение для адресов с номером записи, например /items/5/edit). Данные формы передаются в теле POST-запроса в кодировке application/x-www-form-urlencoded, а параметры строки запроса – в адресе после знака вопроса. Те и другие разбираются вручную и декодируются классом URLDecoder. После успешной обработки формы выполняется перенаправление (код ответа 303 и заголовок Location) на другую страницу. Этот приём, известный как Post/Redirect/Get, предотвращает повторную отправку формы при обновлении страницы браузером.</w:t>
+        <w:t xml:space="preserve">Целостность данных обеспечивает сама СУБД, а нужные ограничения задаются аннотациями сущностей. Первичный ключ id создаётся с автоматической нумерацией (@GeneratedValue со стратегией IDENTITY), поэтому номера записей не повторяются; уникальность логина гарантирует параметр unique = true аннотации @Column, который превращается в ограничение UNIQUE, и два одновременных запроса не смогут создать одинаковых пользователей; параметр nullable = false запрещает пустые значения (NOT NULL); связь @ManyToOne с аннотацией @JoinColumn(name = "user_id") создаёт внешний ключ (FOREIGN KEY) на users.id, поэтому запись нельзя привязать к несуществующему пользователю. Допустимость значения каждого поля дополнительно проверяется программой перед записью. Даты хранятся в столбцах типа DATE (в классе – тип LocalDate), поэтому сортируются в хронологическом порядке, а для вывода пользователю преобразуются к привычному виду ДД.ММ.ГГГГ классом DateTimeFormatter.</w:t>
       </w:r>
     </w:p>
     <w:p>
@@ -1419,7 +1613,7 @@
         <w:rPr>
           <w:lang w:val="ru-RU"/>
         </w:rPr>
-        <w:t xml:space="preserve">Для хранения состояния между запросами используется сессия. После успешной проверки пароля сервер создаёт случайный идентификатор (32 байта, полученных от генератора SecureRandom), сохраняет в памяти связь «идентификатор – номер пользователя» и отправляет браузеру заголовок Set-Cookie. Cookie помечается атрибутами HttpOnly (недоступна скриптам страницы) и SameSite=Lax (не отправляется при запросах со сторонних сайтов). При каждом следующем запросе браузер возвращает идентификатор, и по нему сервер находит пользователя. Пользователь не может подобрать чужой идентификатор, так как он случайный и достаточно длинный. В сессии хранятся и одноразовые сообщения, например об ошибке ввода или об успешной регистрации: они выводятся на следующей странице один раз.</w:t>
+        <w:t xml:space="preserve">Веб-сервер обрабатывает запросы одновременно в нескольких потоках, а контроллеры и репозитории существуют в единственном экземпляре, поэтому они не хранят изменяемых данных между запросами: всё состояние находится в базе данных и в сессии пользователя. Целостность данных при одновременных изменениях обеспечивают транзакции – каждый метод репозитория Spring Data JPA по умолчанию выполняется в отдельной транзакции [12].</w:t>
       </w:r>
     </w:p>
     <w:p>
@@ -1436,7 +1630,7 @@
         <w:rPr>
           <w:lang w:val="ru-RU"/>
         </w:rPr>
-        <w:t xml:space="preserve">Страницы формируются из HTML-шаблонов – обычных файлов в каталоге templates. В готовых платформах для этого применяются шаблонизаторы, например Thymeleaf [13]. В данной работе использован простой собственный шаблонизатор в классе Html: выражение {{имя}} заменяется значением с экранированием специальных символов HTML, а выражение {{{имя}}} вставляет готовый фрагмент разметки. Общая часть страниц (шапка, подключение стилей, область сообщений) описана в базовом шаблоне base.html, а содержимое конкретной страницы подставляется в него. Экранирование символов &lt;, &gt;, &amp;, а также кавычек во всех значениях, введённых пользователем, защищает от внедрения вредоносного скрипта в страницу (XSS) [6].</w:t>
+        <w:t xml:space="preserve">Критически важное требование безопасности – недоверие к вводу пользователя. При работе с СУБД основной угрозой является SQL-инъекция: если значение, введённое пользователем, подставить в текст запроса конкатенацией строк, оно может изменить смысл команды. Запросы Spring Data JPA выполняются как подготовленные: текст запроса содержит только знаки подстановки, а значения передаются отдельно и никогда не выполняются как команды [4, 12]. Опасность представляет и вывод введённых значений в HTML: без экранирования пользователь мог бы внедрить в страницу собственный скрипт, поэтому все значения выводятся атрибутом th:text, который экранирует специальные символы [7, 14].</w:t>
       </w:r>
     </w:p>
     <w:p>
@@ -1453,7 +1647,7 @@
         <w:rPr>
           <w:lang w:val="ru-RU"/>
         </w:rPr>
-        <w:t xml:space="preserve">Отдельного внимания требует хранение паролей. Пароли нельзя хранить в открытом виде: при утечке данных все учётные записи оказались бы скомпрометированы. Рекомендуется сохранять не сам пароль, а результат его хеширования с использованием случайной «соли» и вычислительно затратного алгоритма [7]. Стандартная библиотека Java содержит реализацию алгоритма PBKDF2 (фабрика SecretKeyFactory с алгоритмом PBKDF2WithHmacSHA256), описанного в стандарте [9]. Алгоритм многократно (в работе – 120 000 раз) применяет к паролю и соли функцию HMAC, что делает перебор паролей по украденным данным затратным. Соль и хеш кодируются в Base64 и хранятся одной строкой вместе с числом итераций. При проверке введённый пароль хешируется с той же солью, а результат сравнивается методом MessageDigest.isEqual, время работы которого не зависит от места первого отличия.</w:t>
+        <w:t xml:space="preserve">При проектировании доступа различают аутентификацию, то есть проверку того, что пользователь является тем, за кого себя выдаёт, и авторизацию – проверку права на конкретное действие. Недостаточно проверить только факт входа в систему: если адрес редактирования содержит номер записи, то злоумышленник может подставить номер чужой записи. Поэтому при каждом обращении к записи необходимо проверять, что значение её поля user_id совпадает с номером текущего пользователя, а в противном случае возвращать ответ «не найдено».</w:t>
       </w:r>
     </w:p>
     <w:p>
@@ -1470,7 +1664,7 @@
         <w:rPr>
           <w:lang w:val="ru-RU"/>
         </w:rPr>
-        <w:t xml:space="preserve">Для сообщения об ошибках используются коды ответа HTTP [10]: 303 – перенаправление, 404 – страница или запись не найдена, 405 – метод запроса не разрешён для данного адреса. Для автоматической проверки работы приложения в Java достаточно клиента java.net.http.HttpClient из стандартной библиотеки: программа запускает сервер на свободном порту и отправляет к нему запросы так же, как это делает браузер [4].</w:t>
+        <w:t xml:space="preserve">Данные формы проверяются на двух уровнях. Атрибуты HTML-форм (required, min, max, maxlength, type="date", type="number") подсказывают браузеру, какие значения допустимы, и сразу информируют пользователя об ошибке [6]. Однако такие проверки можно обойти, отправив запрос в обход страницы, поэтому окончательная проверка всегда выполняется на сервере: проверяются длина текстовых полей, формат дат, принадлежность выбранных значений спискам допустимых и диапазон чисел.</w:t>
       </w:r>
     </w:p>
     <w:p>
@@ -1487,184 +1681,7 @@
         <w:rPr>
           <w:lang w:val="ru-RU"/>
         </w:rPr>
-        <w:t xml:space="preserve">Таким образом, стандартной библиотеки Java достаточно для создания веб-приложения «Прокат спортивного инвентаря»: она предоставляет HTTP-сервер, средства хеширования паролей, интерфейс JDBC для работы с базой данных и клиент для тестов. Код остаётся наглядным, а приложение запускается без установки отдельных серверов: база данных H2 работает внутри приложения. При этом платформы вроде Spring Boot [11] ускоряют разработку крупных систем, и при необходимости перенос приложения на такую платформу потребует изменить в первую очередь слой обработки запросов и шаблонов.</w:t>
-      </w:r>
-    </w:p>
-    <w:p>
-      <w:pPr>
-        <w:keepNext/>
-        <w:adjustRightInd w:val="0"/>
-        <w:snapToGrid w:val="0"/>
-        <w:spacing w:after="0"/>
-        <w:outlineLvl w:val="1"/>
-        <w:rPr>
-          <w:sz w:val="28"/>
-          <w:szCs w:val="24"/>
-          <w:lang w:val="ru-RU"/>
-        </w:rPr>
-      </w:pPr>
-      <w:bookmarkStart w:id="105" w:name="_Toc910004"/>
-      <w:r>
-        <w:rPr>
-          <w:sz w:val="28"/>
-          <w:szCs w:val="24"/>
-          <w:lang w:val="ru-RU"/>
-        </w:rPr>
-        <w:t xml:space="preserve">1.2 Принципы проектирования приложения с базой данных</w:t>
-      </w:r>
-      <w:bookmarkEnd w:id="105"/>
-    </w:p>
-    <w:p>
-      <w:pPr>
-        <w:pStyle w:val="Normal2"/>
-        <w:adjustRightInd w:val="0"/>
-        <w:snapToGrid w:val="0"/>
-        <w:spacing w:line="360" w:lineRule="auto"/>
-        <w:rPr>
-          <w:lang w:val="ru-RU"/>
-        </w:rPr>
-      </w:pPr>
-      <w:r>
-        <w:rPr>
-          <w:lang w:val="ru-RU"/>
-        </w:rPr>
-        <w:t xml:space="preserve">Проектирование приложения, хранящего данные нескольких пользователей, начинается с проектирования данных. В реляционной модели данные организованы в таблицы, строки которых представляют отдельные записи, а столбцы – их атрибуты. Каждая таблица имеет первичный ключ, однозначно идентифицирующий строку, а связи между таблицами задаются внешними ключами [1]. Правильно построенная структура исключает дублирование информации: сведения о пользователе хранятся один раз, а записи ссылаются на него по идентификатору.</w:t>
-      </w:r>
-    </w:p>
-    <w:p>
-      <w:pPr>
-        <w:pStyle w:val="Normal2"/>
-        <w:adjustRightInd w:val="0"/>
-        <w:snapToGrid w:val="0"/>
-        <w:spacing w:line="360" w:lineRule="auto"/>
-        <w:rPr>
-          <w:lang w:val="ru-RU"/>
-        </w:rPr>
-      </w:pPr>
-      <w:r>
-        <w:rPr>
-          <w:lang w:val="ru-RU"/>
-        </w:rPr>
-        <w:t xml:space="preserve">В рассматриваемом приложении выделяются две сущности: пользователь и единица инвентаря. Пользователь характеризуется логином и паролем, инвентарь – названием, видом, ценой за час и статусом. Между сущностями существует связь «один ко многим»: один пользователь может иметь множество позиций инвентаря, а каждая позиция принадлежит ровно одному пользователю. Эта связь реализуется столбцом user_id в таблице rental_items, который ссылается на столбец id таблицы users, и именно она позволяет выполнить требование, согласно которому каждый пользователь видит только свой инвентарь.</w:t>
-      </w:r>
-    </w:p>
-    <w:p>
-      <w:pPr>
-        <w:pStyle w:val="Normal2"/>
-        <w:adjustRightInd w:val="0"/>
-        <w:snapToGrid w:val="0"/>
-        <w:spacing w:line="360" w:lineRule="auto"/>
-        <w:rPr>
-          <w:lang w:val="ru-RU"/>
-        </w:rPr>
-      </w:pPr>
-      <w:r>
-        <w:rPr>
-          <w:lang w:val="ru-RU"/>
-        </w:rPr>
-        <w:t xml:space="preserve">Для хранения данных в работе выбрана встроенная реляционная СУБД H2, которая работает внутри самого Java-приложения и не требует установки отдельного сервера. База хранится в одном файле каталога data (coursework.mv.db) и содержит две таблицы: users и rental_items. Обращение к базе выполняется через интерфейс JDBC (пакет java.sql): приложение открывает соединение методом DriverManager.getConnection, создаёт таблицы командой CREATE TABLE IF NOT EXISTS и выполняет запросы INSERT, SELECT, UPDATE и DELETE [4]. Драйвер и сама СУБД поставляются одним архивом h2.jar, который лежит в каталоге lib проекта, поэтому дополнительная настройка не нужна. Применение СУБД даёт приложению то, чего нет у обычных файлов: транзакции, индексы, ограничения целостности, язык запросов SQL и безопасный одновременный доступ из нескольких потоков.</w:t>
-      </w:r>
-    </w:p>
-    <w:p>
-      <w:pPr>
-        <w:pStyle w:val="Normal2"/>
-        <w:adjustRightInd w:val="0"/>
-        <w:snapToGrid w:val="0"/>
-        <w:spacing w:line="360" w:lineRule="auto"/>
-        <w:rPr>
-          <w:lang w:val="ru-RU"/>
-        </w:rPr>
-      </w:pPr>
-      <w:r>
-        <w:rPr>
-          <w:lang w:val="ru-RU"/>
-        </w:rPr>
-        <w:t xml:space="preserve">Целостность данных обеспечивает сама СУБД. Первичный ключ id создаётся с автоматической нумерацией (AUTO_INCREMENT), поэтому номера записей не повторяются; уникальность логина гарантирует ограничение UNIQUE, и два одновременных запроса не смогут создать одинаковых пользователей; столбец user_id таблицы записей объявлен внешним ключом (FOREIGN KEY) со ссылкой на users.id, поэтому запись нельзя привязать к несуществующему пользователю, а при удалении пользователя его записи удаляются каскадно (ON DELETE CASCADE). Допустимость значения каждого поля дополнительно проверяется программой перед записью. Даты хранятся в формате ISO 8601 (ГГГГ-ММ-ДД): такие строки корректно сравниваются как текст в хронологическом порядке, а для вывода пользователю преобразуются к привычному виду ДД.ММ.ГГГГ классом DateTimeFormatter.</w:t>
-      </w:r>
-    </w:p>
-    <w:p>
-      <w:pPr>
-        <w:pStyle w:val="Normal2"/>
-        <w:adjustRightInd w:val="0"/>
-        <w:snapToGrid w:val="0"/>
-        <w:spacing w:line="360" w:lineRule="auto"/>
-        <w:rPr>
-          <w:lang w:val="ru-RU"/>
-        </w:rPr>
-      </w:pPr>
-      <w:r>
-        <w:rPr>
-          <w:lang w:val="ru-RU"/>
-        </w:rPr>
-        <w:t xml:space="preserve">Сервер обрабатывает запросы одновременно в нескольких потоках, поэтому обращения к соединению с базой данных выполняются в блоках synchronized, а сама СУБД обеспечивает целостность данных при одновременных изменениях. Методы класса Table возвращают результаты запросов в виде новых отображений «столбец – значение», поэтому изменение полученного значения не затрагивает хранимые данные.</w:t>
-      </w:r>
-    </w:p>
-    <w:p>
-      <w:pPr>
-        <w:pStyle w:val="Normal2"/>
-        <w:adjustRightInd w:val="0"/>
-        <w:snapToGrid w:val="0"/>
-        <w:spacing w:line="360" w:lineRule="auto"/>
-        <w:rPr>
-          <w:lang w:val="ru-RU"/>
-        </w:rPr>
-      </w:pPr>
-      <w:r>
-        <w:rPr>
-          <w:lang w:val="ru-RU"/>
-        </w:rPr>
-        <w:t xml:space="preserve">Критически важное требование безопасности – недоверие к вводу пользователя. При работе с СУБД основной угрозой является SQL-инъекция: если значение, введённое пользователем, подставить в текст запроса конкатенацией строк, оно может изменить смысл команды. Поэтому во всех запросах приложения применяются подготовленные запросы PreparedStatement: текст запроса содержит только знаки «?», а значения передаются отдельно методами setString и setObject и никогда не выполняются как команды [4]. Опасность представляет и вывод введённых значений в HTML: без экранирования пользователь мог бы внедрить в страницу собственный скрипт [6].</w:t>
-      </w:r>
-    </w:p>
-    <w:p>
-      <w:pPr>
-        <w:pStyle w:val="Normal2"/>
-        <w:adjustRightInd w:val="0"/>
-        <w:snapToGrid w:val="0"/>
-        <w:spacing w:line="360" w:lineRule="auto"/>
-        <w:rPr>
-          <w:lang w:val="ru-RU"/>
-        </w:rPr>
-      </w:pPr>
-      <w:r>
-        <w:rPr>
-          <w:lang w:val="ru-RU"/>
-        </w:rPr>
-        <w:t xml:space="preserve">При проектировании доступа различают аутентификацию, то есть проверку того, что пользователь является тем, за кого себя выдаёт, и авторизацию – проверку права на конкретное действие. Недостаточно проверить только факт входа в систему: если адрес редактирования содержит номер записи, то злоумышленник может подставить номер чужой записи. Поэтому при каждом обращении к записи необходимо проверять, что значение её поля user_id совпадает с номером текущего пользователя, а в противном случае возвращать ответ «не найдено».</w:t>
-      </w:r>
-    </w:p>
-    <w:p>
-      <w:pPr>
-        <w:pStyle w:val="Normal2"/>
-        <w:adjustRightInd w:val="0"/>
-        <w:snapToGrid w:val="0"/>
-        <w:spacing w:line="360" w:lineRule="auto"/>
-        <w:rPr>
-          <w:lang w:val="ru-RU"/>
-        </w:rPr>
-      </w:pPr>
-      <w:r>
-        <w:rPr>
-          <w:lang w:val="ru-RU"/>
-        </w:rPr>
-        <w:t xml:space="preserve">Данные формы проверяются на двух уровнях. Атрибуты HTML-форм (required, min, max, maxlength, type="date", type="number") подсказывают браузеру, какие значения допустимы, и сразу информируют пользователя об ошибке [5]. Однако такие проверки можно обойти, отправив запрос в обход страницы, поэтому окончательная проверка всегда выполняется на сервере: проверяются длина текстовых полей, формат дат, принадлежность выбранных значений спискам допустимых и диапазон чисел.</w:t>
-      </w:r>
-    </w:p>
-    <w:p>
-      <w:pPr>
-        <w:pStyle w:val="Normal2"/>
-        <w:adjustRightInd w:val="0"/>
-        <w:snapToGrid w:val="0"/>
-        <w:spacing w:line="360" w:lineRule="auto"/>
-        <w:rPr>
-          <w:lang w:val="ru-RU"/>
-        </w:rPr>
-      </w:pPr>
-      <w:r>
-        <w:rPr>
-          <w:lang w:val="ru-RU"/>
-        </w:rPr>
-        <w:t xml:space="preserve">Структура приложения строится по принципу разделения ответственности, близкому к шаблону MVC: данные и правила их хранения (модель) описываются классами Entity и Table, обработчики запросов (контроллер) – классом App, а HTML-шаблоны (представление) отвечают только за отображение. Такое разделение упрощает сопровождение: изменение внешнего вида страниц не затрагивает логику обработки данных.</w:t>
+        <w:t xml:space="preserve">Структура приложения строится по шаблону MVC (модель – представление – контроллер), на котором основан Spring MVC [13]. Данные и правила их хранения (модель) описываются классами-сущностями и репозиториями (пакеты model и repository), обработчики запросов (контроллер) – классами AuthController и RentalItemController (пакет controller), а шаблоны Thymeleaf (представление) отвечают только за отображение. Такое разделение упрощает сопровождение: изменение внешнего вида страниц не затрагивает логику обработки данных.</w:t>
       </w:r>
     </w:p>
     <w:p>
@@ -1721,6 +1738,14 @@
         <w:adjustRightInd w:val="0"/>
         <w:snapToGrid w:val="0"/>
         <w:spacing w:after="0"/>
+      </w:pPr>
+    </w:p>
+    <w:p>
+      <w:pPr>
+        <w:keepNext/>
+        <w:adjustRightInd w:val="0"/>
+        <w:snapToGrid w:val="0"/>
+        <w:spacing w:after="0"/>
         <w:ind w:firstLine="0"/>
       </w:pPr>
     </w:p>
@@ -1766,14 +1791,6 @@
         <w:adjustRightInd w:val="0"/>
         <w:snapToGrid w:val="0"/>
         <w:spacing w:after="0"/>
-      </w:pPr>
-    </w:p>
-    <w:p>
-      <w:pPr>
-        <w:keepNext/>
-        <w:adjustRightInd w:val="0"/>
-        <w:snapToGrid w:val="0"/>
-        <w:spacing w:after="0"/>
         <w:outlineLvl w:val="1"/>
         <w:rPr>
           <w:sz w:val="28"/>
@@ -1791,14 +1808,6 @@
         <w:t xml:space="preserve">2.1 Анализ технологий для разработки веб-приложения</w:t>
       </w:r>
       <w:bookmarkEnd w:id="108"/>
-    </w:p>
-    <w:p>
-      <w:pPr>
-        <w:keepNext/>
-        <w:adjustRightInd w:val="0"/>
-        <w:snapToGrid w:val="0"/>
-        <w:spacing w:after="0"/>
-      </w:pPr>
     </w:p>
     <w:p>
       <w:pPr>
@@ -1814,7 +1823,7 @@
         <w:rPr>
           <w:lang w:val="ru-RU"/>
         </w:rPr>
-        <w:t xml:space="preserve">Для реализации приложения «Прокат спортивного инвентаря» необходимо выбрать язык программирования, способ построения веб-сервера, способ хранения данных и средства оформления страниц. Выбор технологий определялся требованиями задания: приложение состоит из пяти страниц, работает с двумя таблицами и не предполагает высокой нагрузки, поэтому важнее простота разработки и наглядность кода, чем масштабируемость.</w:t>
+        <w:t xml:space="preserve">Для реализации приложения «Прокат спортивного инвентаря» необходимо выбрать язык программирования, платформу для построения веб-приложения, способ хранения данных и средства оформления страниц. Выбор технологий определялся требованиями задания: приложение состоит из пяти страниц, работает с двумя таблицами и не предполагает высокой нагрузки, поэтому важнее простота разработки и наглядность кода, чем масштабируемость.</w:t>
       </w:r>
     </w:p>
     <w:p>
@@ -1831,7 +1840,7 @@
         <w:rPr>
           <w:lang w:val="ru-RU"/>
         </w:rPr>
-        <w:t xml:space="preserve">В качестве языка программирования использован Java – объектно-ориентированный язык со строгой статической типизацией и обширной стандартной библиотекой [2, 4]. Статическая типизация позволяет находить многие ошибки на этапе компиляции, а программа, написанная на Java, работает на любой операционной системе, где установлена виртуальная машина Java (JVM). Для создания веб-приложений на Java наиболее распространены два подхода: платформы на основе спецификации Jakarta Servlet (в первую очередь Spring Boot) и встроенный HTTP-сервер из состава JDK.</w:t>
+        <w:t xml:space="preserve">В качестве языка программирования использован Java – объектно-ориентированный язык со строгой статической типизацией и обширной стандартной библиотекой [2, 5]. Статическая типизация позволяет находить многие ошибки на этапе компиляции, а программа, написанная на Java, работает на любой операционной системе, где установлена виртуальная машина Java (JVM). Для создания веб-приложений на Java рассматривались три подхода: платформа Spring Boot, технологии Jakarta EE (сервлеты и сервер приложений) и встроенный HTTP-сервер из состава JDK.</w:t>
       </w:r>
     </w:p>
     <w:p>
@@ -1848,7 +1857,7 @@
         <w:rPr>
           <w:lang w:val="ru-RU"/>
         </w:rPr>
-        <w:t xml:space="preserve">Spring Boot – полнофункциональная платформа, включающая встроенный сервер приложений, автоматическую настройку, внедрение зависимостей, средства работы с базами данных и безопасностью [11]. Эти возможности значительно ускоряют разработку крупных проектов, однако для приложения из двух таблиц они избыточны: проект требует системы сборки (Maven или Gradle), загрузки десятков библиотек из внешних репозиториев, знания аннотаций и соглашений платформы, а скрытая обработка запросов затрудняет демонстрацию того, как именно работает веб-приложение.</w:t>
+        <w:t xml:space="preserve">Технологии Jakarta EE строятся на спецификации Jakarta Servlet. Для запуска приложения нужен отдельный контейнер или сервер приложений (например, Apache Tomcat или WildFly), приложение упаковывается в архив и развёртывается на сервере, а настройка многих возможностей выполняется вручную. Это усложняет установку и запуск учебной работы.</w:t>
       </w:r>
     </w:p>
     <w:p>
@@ -1865,7 +1874,7 @@
         <w:rPr>
           <w:lang w:val="ru-RU"/>
         </w:rPr>
-        <w:t xml:space="preserve">Сервлеты (Jakarta Servlet) [3] – базовый стандарт Java для обработки HTTP-запросов, на котором построено большинство платформ. Для их запуска нужен отдельный контейнер (например, Apache Tomcat) и описание развёртывания приложения, что усложняет установку и запуск учебной работы.</w:t>
+        <w:t xml:space="preserve">Встроенный HTTP-сервер JDK (пакет com.sun.net.httpserver) не требует установки и позволяет написать приложение из нескольких классов, однако он предоставляет только приём запроса и отправку ответа. Маршрутизацию, разбор данных формы, сессии, шаблоны страниц, защиту от внедрения скриптов и доступ к базе данных пришлось бы писать вручную, что увеличивает объём кода и вероятность ошибок, в том числе связанных с безопасностью.</w:t>
       </w:r>
     </w:p>
     <w:p>
@@ -1882,7 +1891,7 @@
         <w:rPr>
           <w:lang w:val="ru-RU"/>
         </w:rPr>
-        <w:t xml:space="preserve">Модуль jdk.httpserver [8] входит в состав JDK, не требует установки и позволяет описать приложение несколькими классами: каждый запрос попадает в один метод handle, в котором виден весь путь обработки – от адреса до формирования HTML-страницы. Это соответствует учебным целям работы. Кроме того, приложение запускается двумя командами (компиляция и запуск) на любом компьютере с JDK 17 и выше, поэтому единственной внешней зависимостью проекта остаётся встраиваемая база данных H2, которая поставляется одним файлом. По совокупности этих причин встроенный HTTP-сервер выбран в качестве основы приложения.</w:t>
+        <w:t xml:space="preserve">Spring Boot [11] объединяет эти возможности в готовом виде: встроенный сервер Tomcat, маршрутизацию Spring MVC, управление сессиями, интеграцию с шаблонизатором и базами данных, автоматическую настройку и внедрение зависимостей. Приложение запускается одной командой mvn spring-boot:run, а подключение необходимых модулей сводится к добавлению зависимостей в файл pom.xml. Платформа является наиболее распространённой для серверной разработки на Java, поэтому знания, полученные при создании приложения, применимы в реальных проектах. По совокупности этих причин в качестве основы приложения выбран Spring Boot версии 3.3.</w:t>
       </w:r>
     </w:p>
     <w:p>
@@ -1899,7 +1908,7 @@
         <w:rPr>
           <w:lang w:val="ru-RU"/>
         </w:rPr>
-        <w:t xml:space="preserve">Для хранения данных рассматривались серверные СУБД (PostgreSQL, MySQL), встраиваемые СУБД (SQLite, H2) и хранение в текстовых файлах. Серверные СУБД требуют установки, настройки и администрирования отдельного сервера, что избыточно для учебного приложения. Текстовые файлы просты, но не дают транзакций, индексов, языка запросов и ограничений целостности, а при каждом изменении файл приходится перезаписывать целиком. Встраиваемая СУБД H2 написана на Java, запускается внутри приложения, хранит базу в одном файле и поддерживает стандартный SQL и интерфейс JDBC [4], поэтому выбрана именно она. Доступ к данным изолирован в классе Table, поэтому переход на другую СУБД (например, PostgreSQL) потребует заменить драйвер и адрес подключения, а схема таблиц и запросы останутся прежними.</w:t>
+        <w:t xml:space="preserve">Для хранения данных рассматривались серверные СУБД (PostgreSQL, MySQL), встраиваемые СУБД (SQLite, H2) и хранение в текстовых файлах. Серверные СУБД требуют установки, настройки и администрирования отдельного сервера, что избыточно для учебного приложения. Текстовые файлы просты, но не дают транзакций, индексов, языка запросов и ограничений целостности, а при каждом изменении файл приходится перезаписывать целиком. Встраиваемая СУБД H2 [3] написана на Java, запускается внутри приложения, хранит базу в одном файле и поддерживает стандартный SQL, поэтому выбрана именно она. Поскольку доступ к данным выполняется через Spring Data JPA, переход на другую СУБД (например, PostgreSQL) потребует заменить зависимость в pom.xml и изменить адрес подключения в файле application.properties, а описание таблиц и репозитории останутся прежними.</w:t>
       </w:r>
     </w:p>
     <w:p>
@@ -1916,7 +1925,7 @@
         <w:rPr>
           <w:lang w:val="ru-RU"/>
         </w:rPr>
-        <w:t xml:space="preserve">Внешний вид страниц реализован средствами HTML и CSS без подключения сторонних библиотек оформления. Это сокращает число зависимостей, ускоряет загрузку страниц и сохраняет полный контроль над разметкой. Для проверки форм на стороне браузера используются стандартные атрибуты HTML5 [5].</w:t>
+        <w:t xml:space="preserve">Для доступа к базе данных возможны два подхода: написание SQL-запросов вручную с помощью JDBC или JdbcTemplate и объектно-реляционное отображение (ORM) средствами JPA. Ручное написание запросов даёт полный контроль над SQL, но требует много повторяющегося кода и преобразования строк результата в объекты. Spring Data JPA [12] вместе с Hibernate [4] позволяет описать таблицу классом и получить готовые методы сохранения, поиска и удаления, а запросы по условиям строить по именам методов, поэтому для приложения из двух таблиц он выбран.</w:t>
       </w:r>
     </w:p>
     <w:p>
@@ -1933,7 +1942,24 @@
         <w:rPr>
           <w:lang w:val="ru-RU"/>
         </w:rPr>
-        <w:t xml:space="preserve">Разработка велась на JDK 21 (код совместим с JDK 17 и выше). Компиляция выполняется командой javac, запуск – командой java; система сборки не требуется, а единственная внешняя библиотека – движок базы данных H2 (файл h2-2.2.224.jar в каталоге lib). Для проверки работы приложения использовались веб-браузер и автоматические проверки на основе класса java.net.http.HttpClient.</w:t>
+        <w:t xml:space="preserve">В качестве шаблонизатора рассматривались JSP, FreeMarker и Thymeleaf. Шаблонизатор Thymeleaf [14] рекомендован для Spring Boot, его шаблоны остаются корректными HTML-файлами, а выводимые значения экранируются автоматически, поэтому он выбран для работы. Внешний вид страниц реализован средствами HTML и CSS без подключения сторонних библиотек оформления. Это сокращает число зависимостей, ускоряет загрузку страниц и сохраняет полный контроль над разметкой. Для проверки форм на стороне браузера используются стандартные атрибуты HTML5 [6].</w:t>
+      </w:r>
+    </w:p>
+    <w:p>
+      <w:pPr>
+        <w:pStyle w:val="Normal2"/>
+        <w:adjustRightInd w:val="0"/>
+        <w:snapToGrid w:val="0"/>
+        <w:spacing w:line="360" w:lineRule="auto"/>
+        <w:rPr>
+          <w:lang w:val="ru-RU"/>
+        </w:rPr>
+      </w:pPr>
+      <w:r>
+        <w:rPr>
+          <w:lang w:val="ru-RU"/>
+        </w:rPr>
+        <w:t xml:space="preserve">Разработка велась на JDK 21 (код совместим с JDK 17 и выше) с использованием системы сборки Maven. Использованы Spring Boot 3.3.5, Hibernate 6.5 и СУБД H2 версии 2.2. Для проверки работы приложения применялись веб-браузер и автоматические тесты на основе JUnit 5 и класса java.net.http.HttpClient.</w:t>
       </w:r>
     </w:p>
     <w:p>
@@ -2173,14 +2199,6 @@
         <w:adjustRightInd w:val="0"/>
         <w:snapToGrid w:val="0"/>
         <w:spacing w:after="0"/>
-      </w:pPr>
-    </w:p>
-    <w:p>
-      <w:pPr>
-        <w:keepNext/>
-        <w:adjustRightInd w:val="0"/>
-        <w:snapToGrid w:val="0"/>
-        <w:spacing w:after="0"/>
         <w:outlineLvl w:val="1"/>
         <w:rPr>
           <w:sz w:val="28"/>
@@ -2198,14 +2216,6 @@
         <w:t xml:space="preserve">3.1 Разработка серверной части приложения</w:t>
       </w:r>
       <w:bookmarkEnd w:id="110"/>
-    </w:p>
-    <w:p>
-      <w:pPr>
-        <w:keepNext/>
-        <w:adjustRightInd w:val="0"/>
-        <w:snapToGrid w:val="0"/>
-        <w:spacing w:after="0"/>
-      </w:pPr>
     </w:p>
     <w:p>
       <w:pPr>
@@ -2221,7 +2231,7 @@
         <w:rPr>
           <w:lang w:val="ru-RU"/>
         </w:rPr>
-        <w:t xml:space="preserve">Серверная часть приложения реализована на языке Java. Проект имеет следующую структуру: каталог src содержит исходный код, каталог templates – HTML-шаблоны страниц, каталог static – файл стилей style.css, каталог test – класс автоматической проверки Tests, каталог lib – движок базы данных H2. Исходный код разделён на классы: Main запускает HTTP-сервер; App принимает запросы и содержит все обработчики страниц; Entity описывает хранимые записи – таблицу, адреса, надписи и список полей; Field – описание одного поля; Table – доступ к таблице базы данных через JDBC; Passwords – хеширование паролей; Html – шаблонизатор; Session – сессию пользователя. Каталог templates содержит базовый шаблон base.html и пять шаблонов страниц (register.html, login.html, items.html, add.html и edit.html), а также вспомогательные шаблоны частей страницы списка (table.html, row.html, filter.html). Каталог data с файлом базы данных и таблицами создаётся автоматически при первом запуске приложения.</w:t>
+        <w:t xml:space="preserve">Серверная часть приложения реализована на языке Java с использованием Spring Boot и собирается системой Maven. Проект имеет следующую структуру: файл pom.xml описывает зависимости (spring-boot-starter-web, spring-boot-starter-thymeleaf, spring-boot-starter-data-jpa, h2 и spring-boot-starter-test); каталог src/main/java содержит исходный код, разделённый на пакеты; каталог src/main/resources – настройки application.properties, шаблоны страниц (templates) и файл стилей static/style.css; каталог src/test – класс автоматической проверки ApplicationTests. Пакет ru.kursovaya содержит класс Application – точку входа, а вложенные пакеты – model (сущности User и RentalItem), repository (интерфейсы UserRepository и RentalItemRepository), controller (контроллеры AuthController и RentalItemController), config (перехватчик AuthInterceptor и его подключение в классе WebConfig) и util (класс Passwords для хеширования паролей и класс Validation с проверками значений). Каталог templates содержит файл fragments.html с общими фрагментами страниц (шапка, подключение стилей, сообщения) и шаблоны страниц: register.html, login.html, items.html, form.html (форма добавления и редактирования) и error/404.html. Каталог data с файлом базы данных и таблицами создаётся автоматически при первом запуске приложения.</w:t>
       </w:r>
     </w:p>
     <w:p>
@@ -2238,7 +2248,7 @@
         <w:rPr>
           <w:lang w:val="ru-RU"/>
         </w:rPr>
-        <w:t xml:space="preserve">Из стандартной библиотеки в классе App используются пакет com.sun.net.httpserver (интерфейс HttpHandler и класс HttpExchange) для приёма запросов, класс URLDecoder для разбора данных формы, класс SecureRandom для создания идентификаторов сессий, класс LocalDate для проверки и преобразования дат и регулярные выражения для проверки формата логина и адреса записи [4, 8]. Класс Passwords использует классы SecretKeyFactory и PBEKeySpec пакета javax.crypto для хеширования паролей, а класс Table – классы Connection, PreparedStatement и ResultSet пакета java.sql для работы с базой данных.</w:t>
+        <w:t xml:space="preserve">Из библиотек Spring в проекте используются аннотации и классы Spring MVC (@Controller, @GetMapping, @PostMapping, @RequestParam, @PathVariable, Model, RedirectAttributes, HandlerInterceptor) для приёма запросов, интерфейс JpaRepository из Spring Data JPA и аннотации Jakarta Persistence (@Entity, @Table, @Column, @Id, @ManyToOne) для работы с базой данных [11, 12, 13]. Из стандартной библиотеки применяются класс LocalDate для проверки и преобразования дат, класс DateTimeFormatter для вывода дат, класс Comparator для сортировки списка, регулярные выражения для проверки формата логина, а в классе Passwords – классы SecretKeyFactory и PBEKeySpec пакета javax.crypto для хеширования паролей [5].</w:t>
       </w:r>
     </w:p>
     <w:p>
@@ -2369,7 +2379,7 @@
         <w:rPr>
           <w:lang w:val="ru-RU"/>
         </w:rPr>
-        <w:t xml:space="preserve">На рисунке 2 показан фрагмент кода, в котором описаны таблицы и доступ к базе данных. Класс Table представляет одну таблицу базы H2: конструктор получает имя таблицы и список столбцов, подключается к базе (метод DriverManager.getConnection, база создаётся в каталоге data при первом запуске) и выполняет команду CREATE TABLE IF NOT EXISTS, поэтому повторный запуск приложения не приводит к потере данных. Таблица users создаётся со столбцами id, login (с ограничением UNIQUE) и password, а таблица rental_items – со столбцами, которые возвращает метод Entity.columns: id, user_id и поля записи; столбец user_id объявлен внешним ключом со ссылкой на users.id. Запросы выполняются подготовленными запросами PreparedStatement: метод select принимает условие WHERE со знаками «?» и значения параметров, метод insert выполняет INSERT и возвращает номер, автоматически присвоенный записи, методы update и delete выполняют UPDATE и DELETE по номеру записи. Строки результата преобразуются в отображения «имя столбца – значение», с которыми работают обработчики.</w:t>
+        <w:t xml:space="preserve">На рисунке 2 показан фрагмент кода, в котором описаны таблица и доступ к данным. Класс RentalItem с аннотацией @Entity соответствует таблице rental_items (имя задано аннотацией @Table): его поля описывают столбцы, причём аннотация @Column задаёт имя столбца и ограничения (nullable = false – обязательное значение, length – предельная длина). Первичный ключ id объявлен аннотациями @Id и @GeneratedValue и нумеруется автоматически, а поле user с аннотациями @ManyToOne и @JoinColumn(name = "user_id") связывает запись с владельцем – объектом класса User, описывающим таблицу users со столбцами id, login (с ограничением UNIQUE) и password. Таблицы создаются при запуске приложения автоматически. Интерфейс RentalItemRepository наследует JpaRepository, поэтому получает готовые методы save, delete, count и другие; кроме них объявлены методы findByUserId, findByUserIdAndItemType и findByIdAndUserId, запросы для которых Spring Data JPA строит по именам методов. Реализацию интерфейса создаёт Spring, а Hibernate выполняет подготовленные запросы к базе данных H2.</w:t>
       </w:r>
     </w:p>
     <w:p>
@@ -2400,9 +2410,9 @@
         </w:rPr>
         <w:drawing>
           <wp:inline distT="0" distB="0" distL="0" distR="0">
-            <wp:extent cx="6035040" cy="4194908"/>
+            <wp:extent cx="5825607" cy="4937760"/>
             <wp:effectExtent l="0" t="0" r="0" b="0"/>
-            <wp:docPr id="12" name="Рисунок 12" descr="Фрагмент кода описания таблиц и доступа к данным"/>
+            <wp:docPr id="12" name="Рисунок 12" descr="Фрагмент кода описания сущности и репозитория"/>
             <wp:cNvGraphicFramePr>
               <a:graphicFrameLocks xmlns:a="http://schemas.openxmlformats.org/drawingml/2006/main" noChangeAspect="1"/>
             </wp:cNvGraphicFramePr>
@@ -2410,7 +2420,7 @@
               <a:graphicData uri="http://schemas.openxmlformats.org/drawingml/2006/picture">
                 <pic:pic xmlns:pic="http://schemas.openxmlformats.org/drawingml/2006/picture">
                   <pic:nvPicPr>
-                    <pic:cNvPr id="12" name="Рисунок 12" descr="Фрагмент кода описания таблиц и доступа к данным"/>
+                    <pic:cNvPr id="12" name="Рисунок 12" descr="Фрагмент кода описания сущности и репозитория"/>
                     <pic:cNvPicPr>
                       <a:picLocks noChangeAspect="1" noChangeArrowheads="1"/>
                     </pic:cNvPicPr>
@@ -2425,7 +2435,7 @@
                   <pic:spPr bwMode="auto">
                     <a:xfrm>
                       <a:off x="0" y="0"/>
-                      <a:ext cx="6035040" cy="4194908"/>
+                      <a:ext cx="5825607" cy="4937760"/>
                     </a:xfrm>
                     <a:prstGeom prst="rect">
                       <a:avLst/>
@@ -2458,7 +2468,7 @@
           <w:szCs w:val="28"/>
           <w:lang w:val="ru-RU"/>
         </w:rPr>
-        <w:t xml:space="preserve">Рисунок 2 – Фрагмент кода описания таблиц и доступа к данным</w:t>
+        <w:t xml:space="preserve">Рисунок 2 – Фрагмент кода описания сущности и репозитория</w:t>
       </w:r>
     </w:p>
     <w:p>
@@ -2483,7 +2493,7 @@
         <w:rPr>
           <w:lang w:val="ru-RU"/>
         </w:rPr>
-        <w:t xml:space="preserve">Регистрация реализована методом register (рисунок 3). При получении формы (метод POST) выполняется последовательная проверка введённых данных: логин должен состоять из 3–30 латинских букв, цифр или символа подчёркивания (проверка регулярным выражением), пароль должен содержать не менее шести символов, а поля пароля и его повторения должны совпадать. Если данные корректны, вызывается метод createUser: в синхронизированном методе он проверяет, что логин ещё не занят, и добавляет в таблицу users запись, в которой хранится не пароль, а его хеш, полученный методом Passwords.hash [7, 9]. Уникальность логина обеспечивается именно этой проверкой, а синхронизация не позволяет двум одновременным запросам создать одинаковые логины. При ошибке пользователю показывается сообщение, а введённый логин сохраняется в форме. После успешной регистрации выполняется перенаправление на страницу входа.</w:t>
+        <w:t xml:space="preserve">Регистрация реализована методом register контроллера AuthController (рисунок 3). Значения полей формы передаются в параметры метода аннотацией @RequestParam. При получении формы (метод POST) выполняется последовательная проверка введённых данных: логин должен состоять из 3–30 латинских букв, цифр или символа подчёркивания (проверка регулярным выражением), пароль должен содержать не менее шести символов, а поля пароля и его повторения должны совпадать. Затем метод existsByLogin репозитория проверяет, что логин ещё не занят. Если данные корректны, методом save в таблицу users добавляется запись, в которой хранится не пароль, а его хеш, полученный методом Passwords.hash [8, 9]. Уникальность логина дополнительно гарантирует ограничение UNIQUE в базе данных: при одновременной регистрации одинаковых логинов второй запрос вызовет исключение DataIntegrityViolationException, которое обрабатывается как ошибка. При ошибке пользователю показывается сообщение, а введённый логин сохраняется в форме. После успешной регистрации с помощью RedirectAttributes передаётся сообщение и выполняется перенаправление на страницу входа.</w:t>
       </w:r>
     </w:p>
     <w:p>
@@ -2514,7 +2524,7 @@
         </w:rPr>
         <w:drawing>
           <wp:inline distT="0" distB="0" distL="0" distR="0">
-            <wp:extent cx="6035040" cy="4315237"/>
+            <wp:extent cx="5597710" cy="4937760"/>
             <wp:effectExtent l="0" t="0" r="0" b="0"/>
             <wp:docPr id="13" name="Рисунок 13" descr="Фрагмент кода регистрации пользователя"/>
             <wp:cNvGraphicFramePr>
@@ -2539,7 +2549,7 @@
                   <pic:spPr bwMode="auto">
                     <a:xfrm>
                       <a:off x="0" y="0"/>
-                      <a:ext cx="6035040" cy="4315237"/>
+                      <a:ext cx="5597710" cy="4937760"/>
                     </a:xfrm>
                     <a:prstGeom prst="rect">
                       <a:avLst/>
@@ -2597,7 +2607,7 @@
         <w:rPr>
           <w:lang w:val="ru-RU"/>
         </w:rPr>
-        <w:t xml:space="preserve">На рисунке 4 показан код проверки входа. Метод login находит пользователя по логину и сравнивает введённый пароль с сохранённым хешем методом Passwords.check. Для неверного логина и неверного пароля выводится одно и то же сообщение, чтобы не позволять подбирать существующие логины. При успешной проверке методом startSession создаётся новая сессия со случайным идентификатором, а прежняя удаляется; это предотвращает использование данных старой сессии. Конструктор объекта запроса Ctx при каждом обращении определяет по cookie сессию и загружает из таблицы users текущего пользователя. Метод requireLogin перенаправляет на страницу входа любого пользователя, не прошедшего аутентификацию, и вызывается во всех обработчиках страниц, работающих с записями.</w:t>
+        <w:t xml:space="preserve">На рисунке 4 показан код проверки входа и проверки авторизации. Метод login находит пользователя по логину методом findByLogin и сравнивает введённый пароль с сохранённым хешем методом Passwords.check. Для неверного логина и неверного пароля выводится одно и то же сообщение, чтобы не позволять подбирать существующие логины. При успешной проверке методом changeSessionId меняется идентификатор сессии, а в сессии сохраняются номер и логин пользователя; это предотвращает фиксацию сессии. Класс AuthInterceptor реализует интерфейс HandlerInterceptor: его метод preHandle вызывается перед каждым обращением к контроллеру, подключён к адресам раздела с данными в классе WebConfig и перенаправляет на страницу входа любого пользователя, не прошедшего аутентификацию. Благодаря этому проверка входа выполняется в одном месте и не дублируется в обработчиках страниц.</w:t>
       </w:r>
     </w:p>
     <w:p>
@@ -2628,7 +2638,7 @@
         </w:rPr>
         <w:drawing>
           <wp:inline distT="0" distB="0" distL="0" distR="0">
-            <wp:extent cx="6035040" cy="4286525"/>
+            <wp:extent cx="6035040" cy="4905736"/>
             <wp:effectExtent l="0" t="0" r="0" b="0"/>
             <wp:docPr id="14" name="Рисунок 14" descr="Фрагмент кода входа в систему и проверки авторизации"/>
             <wp:cNvGraphicFramePr>
@@ -2653,7 +2663,7 @@
                   <pic:spPr bwMode="auto">
                     <a:xfrm>
                       <a:off x="0" y="0"/>
-                      <a:ext cx="6035040" cy="4286525"/>
+                      <a:ext cx="6035040" cy="4905736"/>
                     </a:xfrm>
                     <a:prstGeom prst="rect">
                       <a:avLst/>
@@ -2711,7 +2721,7 @@
         <w:rPr>
           <w:lang w:val="ru-RU"/>
         </w:rPr>
-        <w:t xml:space="preserve">Вывод списка позиций инвентаря реализован методом list (рисунок 5). Из строки запроса считывается параметр item_type – выбранное значение фильтра. Из таблицы отбираются только записи, у которых значение user_id совпадает с номером текущего пользователя. Если значение параметра входит в список допустимых значений поля, дополнительно остаются только записи с этим значением; неизвестные значения игнорируются, и показываются все записи. Затем список упорядочивается методом Entity.compare: позиции выводятся от новых к старым (по убыванию номера). Страница формируется по шаблонам, а все значения подставляются с экранированием, что исключает внедрение скриптов [6].</w:t>
+        <w:t xml:space="preserve">Вывод списка позиций инвентаря реализован методом list контроллера (рисунок 5). Из строки запроса считывается параметр itemType – выбранное значение фильтра. Из таблицы отбираются только записи, у которых владелец совпадает с текущим пользователем, номер которого берётся из сессии. Если значение параметра входит в список допустимых значений поля, используется метод findByUserIdAndItemType, который оставляет только записи с этим значением; неизвестные значения игнорируются, и методом findByUserId выбираются все записи. Затем список упорядочивается компаратором ORDER: позиции выводятся от новых к старым (по убыванию номера). Список передаётся в шаблон через объект Model, а все значения подставляются с экранированием, что исключает внедрение скриптов [7].</w:t>
       </w:r>
     </w:p>
     <w:p>
@@ -2742,7 +2752,7 @@
         </w:rPr>
         <w:drawing>
           <wp:inline distT="0" distB="0" distL="0" distR="0">
-            <wp:extent cx="6035040" cy="2734960"/>
+            <wp:extent cx="6035040" cy="2191467"/>
             <wp:effectExtent l="0" t="0" r="0" b="0"/>
             <wp:docPr id="15" name="Рисунок 15" descr="Фрагмент кода вывода списка инвентаря с фильтром по виду"/>
             <wp:cNvGraphicFramePr>
@@ -2767,7 +2777,7 @@
                   <pic:spPr bwMode="auto">
                     <a:xfrm>
                       <a:off x="0" y="0"/>
-                      <a:ext cx="6035040" cy="2734960"/>
+                      <a:ext cx="6035040" cy="2191467"/>
                     </a:xfrm>
                     <a:prstGeom prst="rect">
                       <a:avLst/>
@@ -2825,7 +2835,7 @@
         <w:rPr>
           <w:lang w:val="ru-RU"/>
         </w:rPr>
-        <w:t xml:space="preserve">Общая для добавления и редактирования проверка данных формы вынесена в метод readForm (рисунок 6). Он последовательно проходит по списку полей Entity.FIELDS и для каждого поля проверяет значение в соответствии с его типом: «Название» – непустой текст длиной не более 100 символов; «Вид» – значение из списка допустимых; «Цена за час, ₽» – целое число от 1 до 100 000; «Статус» – значение из списка допустимых. Метод возвращает либо значения всех полей, либо текст ошибки первого неверного поля, который задан в описании самого поля. Метод findOwn загружает запись по номеру, но только если она принадлежит текущему пользователю; в противном случае выбрасывается исключение NotFound, которое обработчик превращает в страницу с кодом ответа 404. Благодаря этому пользователь не может ни просмотреть, ни изменить, ни удалить чужую запись, даже подставив её номер в адрес страницы.</w:t>
+        <w:t xml:space="preserve">Общая для добавления и редактирования проверка данных формы вынесена в метод validate (рисунок 6). Он последовательно проверяет значения полей в соответствии с их типом: «Название» – непустой текст длиной не более 100 символов; «Вид» – значение из списка допустимых; «Цена за час, ₽» – целое число от 1 до 100 000; «Статус» – значение из списка допустимых. Метод возвращает текст ошибки первого неверного поля либо null, если все значения допустимы. Метод findOwn загружает запись по номеру и номеру текущего пользователя (findByIdAndUserId); если такой записи нет, выбрасывается исключение ResponseStatusException с кодом 404. Благодаря этому пользователь не может ни просмотреть, ни изменить, ни удалить чужую запись, даже подставив её номер в адрес страницы.</w:t>
       </w:r>
     </w:p>
     <w:p>
@@ -2856,7 +2866,7 @@
         </w:rPr>
         <w:drawing>
           <wp:inline distT="0" distB="0" distL="0" distR="0">
-            <wp:extent cx="5827203" cy="4937760"/>
+            <wp:extent cx="6035040" cy="4271437"/>
             <wp:effectExtent l="0" t="0" r="0" b="0"/>
             <wp:docPr id="16" name="Рисунок 16" descr="Фрагмент кода проверки данных формы и доступа к записи"/>
             <wp:cNvGraphicFramePr>
@@ -2881,7 +2891,7 @@
                   <pic:spPr bwMode="auto">
                     <a:xfrm>
                       <a:off x="0" y="0"/>
-                      <a:ext cx="5827203" cy="4937760"/>
+                      <a:ext cx="6035040" cy="4271437"/>
                     </a:xfrm>
                     <a:prstGeom prst="rect">
                       <a:avLst/>
@@ -2939,7 +2949,7 @@
         <w:rPr>
           <w:lang w:val="ru-RU"/>
         </w:rPr>
-        <w:t xml:space="preserve">Добавление записи реализовано методом add (рисунок 7). При запросе GET выводится пустая форма (поля с датой заполняются сегодняшней датой), при запросе POST данные проверяются и, если ошибок нет, в таблицу rental_items добавляется запись с номером текущего пользователя в поле user_id; затем выполняется перенаправление на список. Удаление выполняется методом delete, который принимает только метод POST: запрос методом GET завершается ошибкой 405, поэтому запись нельзя удалить случайным переходом по ссылке. Перед удалением проверяется, что запись принадлежит текущему пользователю.</w:t>
+        <w:t xml:space="preserve">Добавление записи реализовано методом add (рисунок 7). При запросе GET (метод addForm) выводится пустая форма (поля с датой заполняются сегодняшней датой), при запросе POST данные проверяются и, если ошибок нет, создаётся объект RentalItem, в качестве владельца которому назначается текущий пользователь, и метод save добавляет запись в таблицу rental_items; затем выполняется перенаправление на список. Удаление выполняется методом delete, который связан только с запросом POST: запрос методом GET завершается ошибкой 405, поэтому запись нельзя удалить случайным переходом по ссылке. Перед удалением метод findOwn проверяет, что запись принадлежит текущему пользователю.</w:t>
       </w:r>
     </w:p>
     <w:p>
@@ -2970,7 +2980,7 @@
         </w:rPr>
         <w:drawing>
           <wp:inline distT="0" distB="0" distL="0" distR="0">
-            <wp:extent cx="4647072" cy="4937760"/>
+            <wp:extent cx="6035040" cy="3634966"/>
             <wp:effectExtent l="0" t="0" r="0" b="0"/>
             <wp:docPr id="17" name="Рисунок 17" descr="Фрагмент кода добавления и удаления инвентаря"/>
             <wp:cNvGraphicFramePr>
@@ -2995,7 +3005,7 @@
                   <pic:spPr bwMode="auto">
                     <a:xfrm>
                       <a:off x="0" y="0"/>
-                      <a:ext cx="4647072" cy="4937760"/>
+                      <a:ext cx="6035040" cy="3634966"/>
                     </a:xfrm>
                     <a:prstGeom prst="rect">
                       <a:avLst/>
@@ -3053,7 +3063,7 @@
         <w:rPr>
           <w:lang w:val="ru-RU"/>
         </w:rPr>
-        <w:t xml:space="preserve">Редактирование выполняется методом edit (рисунок 8). Страница при первом показе заполняется текущими значениями записи, которые метод fieldsHtml подставляет в поля формы. При отправке формы данные проходят ту же проверку, а затем метод Table.update обновляет поля записи; владелец записи перед этим проверяется методом findOwn. Если проверка не пройдена, форма показывается повторно вместе с введёнными значениями и сообщением об ошибке.</w:t>
+        <w:t xml:space="preserve">Редактирование выполняется методами editForm и edit (рисунок 8). Страница при первом показе заполняется текущими значениями записи, которые метод toForm переносит в форму. При отправке формы данные проходят ту же проверку, а затем метод fill записывает значения в объект, и метод save обновляет запись в базе данных; владелец записи перед этим проверяется методом findOwn. Если проверка не пройдена, форма показывается повторно вместе с введёнными значениями и сообщением об ошибке.</w:t>
       </w:r>
     </w:p>
     <w:p>
@@ -3084,7 +3094,7 @@
         </w:rPr>
         <w:drawing>
           <wp:inline distT="0" distB="0" distL="0" distR="0">
-            <wp:extent cx="6035040" cy="3294190"/>
+            <wp:extent cx="6035040" cy="2641240"/>
             <wp:effectExtent l="0" t="0" r="0" b="0"/>
             <wp:docPr id="18" name="Рисунок 18" descr="Фрагмент кода редактирования инвентаря"/>
             <wp:cNvGraphicFramePr>
@@ -3109,7 +3119,7 @@
                   <pic:spPr bwMode="auto">
                     <a:xfrm>
                       <a:off x="0" y="0"/>
-                      <a:ext cx="6035040" cy="3294190"/>
+                      <a:ext cx="6035040" cy="2641240"/>
                     </a:xfrm>
                     <a:prstGeom prst="rect">
                       <a:avLst/>
@@ -3167,7 +3177,7 @@
         <w:rPr>
           <w:lang w:val="ru-RU"/>
         </w:rPr>
-        <w:t xml:space="preserve">Отображение списка описано в шаблонах items.html, table.html и row.html (рисунок 9). Шаблон items.html содержит заголовок, кнопку «Добавить» и места для вставки фильтра и таблицы. Фильтр вынесен в отдельный шаблон filter.html: выпадающий список строится циклом в методе list, а при изменении выбранного значения форма отправляется автоматически (атрибут onchange). Шаблон table.html содержит заголовок таблицы и место для строк, а шаблон row.html описывает одну строку: ячейки со значениями (дата выводится в привычном формате ДД.ММ.ГГГГ классом DateTimeFormatter), ссылку «Изменить» и форму с кнопкой «Удалить», отправляющую запрос методом POST после подтверждения. Если записей нет, вместо таблицы выводится сообщение.</w:t>
+        <w:t xml:space="preserve">Отображение списка описано в шаблоне items.html (рисунок 9). Он подключает общие фрагменты из файла fragments.html и содержит заголовок, кнопку «Добавить». Фильтр – выпадающий список, значения которого строятся циклом th:each, а при изменении выбранного значения форма отправляется автоматически (атрибут onchange). Строки таблицы создаются циклом th:each по списку записей, значения выводятся атрибутом th:text (дата выводится в привычном формате ДД.ММ.ГГГГ), а адреса действий формируются выражением @{...} с номером записи. В каждой строке выводятся ссылка «Изменить» и форма с кнопкой «Удалить», отправляющая запрос методом POST после подтверждения. Если записей нет, атрибут th:if показывает вместо таблицы сообщение. Форма добавления и редактирования описана общим шаблоном form.html: поля заполняются значениями из объекта form, а выпадающие списки строятся по спискам допустимых значений.</w:t>
       </w:r>
     </w:p>
     <w:p>
@@ -3198,7 +3208,7 @@
         </w:rPr>
         <w:drawing>
           <wp:inline distT="0" distB="0" distL="0" distR="0">
-            <wp:extent cx="6035040" cy="3837612"/>
+            <wp:extent cx="5002932" cy="4937760"/>
             <wp:effectExtent l="0" t="0" r="0" b="0"/>
             <wp:docPr id="19" name="Рисунок 19" descr="Фрагмент шаблона страницы списка инвентаря"/>
             <wp:cNvGraphicFramePr>
@@ -3223,7 +3233,7 @@
                   <pic:spPr bwMode="auto">
                     <a:xfrm>
                       <a:off x="0" y="0"/>
-                      <a:ext cx="6035040" cy="3837612"/>
+                      <a:ext cx="5002932" cy="4937760"/>
                     </a:xfrm>
                     <a:prstGeom prst="rect">
                       <a:avLst/>
@@ -3281,7 +3291,7 @@
         <w:rPr>
           <w:lang w:val="ru-RU"/>
         </w:rPr>
-        <w:t xml:space="preserve">Для проверки работоспособности серверной части написан класс Tests (каталог test): он запускает сервер на свободном порту с временной базой данных и отправляет к нему запросы клиентом HttpClient из стандартной библиотеки Java [4]. Было выполнено 46 проверок, охватывающих основные сценарии: отказ в доступе к страницам без входа; отклонение некорректного логина, короткого пароля и несовпадающих паролей; отклонение повторной регистрации; хранение пароля в виде хеша со случайной солью; отказ при неверном пароле; отклонение некорректных значений каждого поля формы; вывод списка и его сортировка; фильтрация списка; редактирование и удаление записи; невозможность просмотра, изменения и удаления записей другого пользователя; отказ на удаление методом GET; устойчивость формы входа к попытке внедрения кода; экранирование специальных символов HTML; сохранение данных в базе данных. Все проверки завершились успешно.</w:t>
+        <w:t xml:space="preserve">Для проверки работоспособности серверной части написан тест ApplicationTests (каталог src/test): с помощью JUnit 5 он запускает приложение на свободном порту с временной базой данных H2 и отправляет к нему запросы клиентом HttpClient из стандартной библиотеки Java [5, 11]. Было выполнено 46 проверок, охватывающих основные сценарии: отказ в доступе к страницам без входа; отклонение некорректного логина, короткого пароля и несовпадающих паролей; отклонение повторной регистрации; хранение пароля в виде хеша со случайной солью; отказ при неверном пароле; отклонение некорректных значений каждого поля формы; вывод списка и его сортировка; фильтрация списка; редактирование и удаление записи; невозможность просмотра, изменения и удаления записей другого пользователя; отказ на удаление методом GET; устойчивость формы входа к попытке внедрения кода; экранирование специальных символов HTML; сохранение данных в базе данных. Все проверки завершились успешно.</w:t>
       </w:r>
     </w:p>
     <w:p>
@@ -3317,14 +3327,6 @@
     </w:p>
     <w:p>
       <w:pPr>
-        <w:keepNext/>
-        <w:adjustRightInd w:val="0"/>
-        <w:snapToGrid w:val="0"/>
-        <w:spacing w:after="0"/>
-      </w:pPr>
-    </w:p>
-    <w:p>
-      <w:pPr>
         <w:pStyle w:val="Normal2"/>
         <w:adjustRightInd w:val="0"/>
         <w:snapToGrid w:val="0"/>
@@ -3337,7 +3339,7 @@
         <w:rPr>
           <w:lang w:val="ru-RU"/>
         </w:rPr>
-        <w:t xml:space="preserve">Пользовательский интерфейс состоит из пяти страниц, которые построены на основе общего шаблона base.html. Шаблон содержит верхнюю панель с названием приложения, для вошедшего пользователя – его логин и ссылку «Выйти», а также область вывода сообщений, окрашенную в зелёный цвет для уведомлений и в красный для ошибок. Оформление выполнено в файле style.css: содержимое страниц размещается в «карточках» на светлом фоне, поля ввода и кнопки имеют единый стиль, таблица инвентаря разделена тонкими линиями.</w:t>
+        <w:t xml:space="preserve">Пользовательский интерфейс состоит из пяти страниц, которые используют общие фрагменты шаблонов из файла fragments.html. Они содержат верхнюю панель с названием приложения, для вошедшего пользователя – его логин и ссылку «Выйти», а также область вывода сообщений, окрашенную в зелёный цвет для уведомлений и в красный для ошибок. Оформление выполнено в файле style.css: содержимое страниц размещается в «карточках» на светлом фоне, поля ввода и кнопки имеют единый стиль, таблица инвентаря разделена тонкими линиями.</w:t>
       </w:r>
     </w:p>
     <w:p>
@@ -4038,7 +4040,7 @@
         <w:rPr>
           <w:lang w:val="ru-RU"/>
         </w:rPr>
-        <w:t xml:space="preserve">Для запуска приложения необходим JDK версии 17 или выше. В каталоге проекта выполняются команды javac -encoding UTF-8 -cp lib/h2-2.2.224.jar -d out src/*.java (компиляция) и java -cp out:lib/h2-2.2.224.jar Main (запуск; в Windows путь к библиотеке отделяется точкой с запятой); для удобства подготовлены файлы run.sh и run.bat. После запуска приложение доступно в браузере по адресу http://127.0.0.1:8080; номер порта можно указать аргументом командной строки. При первом запуске каталог data с файлом базы данных и таблицами создаётся автоматически. Сервер принимает соединения только с локального адреса 127.0.0.1; при публикации приложения в сети его необходимо запускать за прокси-сервером с поддержкой HTTPS, а в cookie сессии добавить атрибут Secure.</w:t>
+        <w:t xml:space="preserve">Для запуска приложения необходимы JDK версии 17 или выше и система сборки Maven (при первом запуске она загружает нужные библиотеки из репозитория Maven Central). В каталоге проекта выполняется команда mvn spring-boot:run; после запуска приложение доступно в браузере по адресу http://127.0.0.1:8080, а другой порт можно указать параметром -Dspring-boot.run.arguments=--server.port=9000. Автоматические проверки запускаются командой mvn test. Каталог data с файлом базы данных и таблицами создаётся автоматически при первом запуске, путь к базе задан в файле application.properties. Сервер принимает соединения только с локального адреса 127.0.0.1 (параметр server.address); при публикации приложения в сети его необходимо запускать за прокси-сервером с поддержкой HTTPS, а для cookie сессии включить атрибут Secure (параметр server.servlet.session.cookie.secure).</w:t>
       </w:r>
     </w:p>
     <w:p>
@@ -4090,14 +4092,6 @@
     </w:p>
     <w:p>
       <w:pPr>
-        <w:keepNext/>
-        <w:adjustRightInd w:val="0"/>
-        <w:snapToGrid w:val="0"/>
-        <w:spacing w:after="0"/>
-      </w:pPr>
-    </w:p>
-    <w:p>
-      <w:pPr>
         <w:pStyle w:val="Normal2"/>
         <w:adjustRightInd w:val="0"/>
         <w:snapToGrid w:val="0"/>
@@ -4110,7 +4104,7 @@
         <w:rPr>
           <w:lang w:val="ru-RU"/>
         </w:rPr>
-        <w:t xml:space="preserve">В ходе выполнения курсовой работы было разработано веб-приложение «Прокат спортивного инвентаря» на языке Java с использованием встроенного HTTP-сервера JDK и СУБД H2. Приложение позволяет зарегистрированному пользователю вести учёт инвентаря с указанием названия, вида, цены за час и статуса, редактировать и удалять записи, а также фильтровать список по виду. Все поставленные цели и задачи достигнуты.</w:t>
+        <w:t xml:space="preserve">В ходе выполнения курсовой работы было разработано веб-приложение «Прокат спортивного инвентаря» на языке Java с использованием платформы Spring Boot (Spring MVC, Spring Data JPA, Thymeleaf) и СУБД H2. Приложение позволяет зарегистрированному пользователю вести учёт инвентаря с указанием названия, вида, цены за час и статуса, редактировать и удалять записи, а также фильтровать список по виду. Все поставленные цели и задачи достигнуты.</w:t>
       </w:r>
     </w:p>
     <w:p>
@@ -4127,7 +4121,7 @@
         <w:rPr>
           <w:lang w:val="ru-RU"/>
         </w:rPr>
-        <w:t xml:space="preserve">Во-первых, в рамках первой задачи были изучены теоретические основы разработки веб-приложений на языке Java: встроенный HTTP-сервер, маршрутизация, обработка форм, работа с сессиями, HTML-шаблоны и безопасное хранение паролей. Выяснено, что стандартной библиотеки Java и встраиваемой СУБД H2 достаточно для создания полноценного приложения без установки отдельных серверов.</w:t>
+        <w:t xml:space="preserve">Во-первых, в рамках первой задачи были изучены теоретические основы разработки веб-приложений на языке Java с использованием платформы Spring Boot: Spring MVC, внедрение зависимостей, обработка форм, работа с сессиями, шаблоны Thymeleaf и безопасное хранение паролей. Выяснено, что Spring Boot и встраиваемой СУБД H2 достаточно для создания полноценного приложения без установки отдельных серверов.</w:t>
       </w:r>
     </w:p>
     <w:p>
@@ -4144,7 +4138,7 @@
         <w:rPr>
           <w:lang w:val="ru-RU"/>
         </w:rPr>
-        <w:t xml:space="preserve">Во-вторых, были рассмотрены принципы проектирования реляционных баз данных и особенности работы с реляционной СУБД через интерфейс JDBC. Спроектирована структура данных из двух таблиц – users и rental_items, – связанных отношением «один ко многим», определены правила проверки значений и принято решение хранить даты в формате ISO 8601.</w:t>
+        <w:t xml:space="preserve">Во-вторых, были рассмотрены принципы проектирования реляционных баз данных и особенности работы с реляционной СУБД через Spring Data JPA и Hibernate. Спроектирована структура данных из двух таблиц – users и rental_items, – связанных отношением «один ко многим», определены правила проверки значений и принято решение хранить даты в формате ISO 8601.</w:t>
       </w:r>
     </w:p>
     <w:p>
@@ -4161,7 +4155,7 @@
         <w:rPr>
           <w:lang w:val="ru-RU"/>
         </w:rPr>
-        <w:t xml:space="preserve">В-третьих, выполнен анализ технологий: проведено сравнение платформы Spring Boot, сервлетов и встроенного HTTP-сервера JDK, а также серверных и встраиваемых СУБД и хранения в текстовых файлах, обоснован выбор встроенного HTTP-сервера и СУБД H2.</w:t>
+        <w:t xml:space="preserve">В-третьих, выполнен анализ технологий: проведено сравнение платформы Spring Boot, сервлетов и встроенного HTTP-сервера JDK, а также серверных и встраиваемых СУБД и хранения в текстовых файлах, обоснован выбор платформы Spring Boot, Spring Data JPA и СУБД H2.</w:t>
       </w:r>
     </w:p>
     <w:p>
@@ -4178,7 +4172,7 @@
         <w:rPr>
           <w:lang w:val="ru-RU"/>
         </w:rPr>
-        <w:t xml:space="preserve">В-четвёртых, реализована серверная часть приложения: регистрация и вход пользователей, добавление, редактирование, удаление и фильтрация инвентаря. Данные пользователей защищены: пароли хранятся в виде хешей PBKDF2 со случайной солью, значения в страницах экранируются, а доступ к записьм проверяется на принадлежность текущему пользователю. Работоспособность подтверждена серией из 46 автоматических проверок.</w:t>
+        <w:t xml:space="preserve">В-четвёртых, реализована серверная часть приложения: регистрация и вход пользователей, добавление, редактирование, удаление и фильтрация инвентаря. Данные пользователей защищены: пароли хранятся в виде хешей PBKDF2 со случайной солью, запросы к базе данных параметризованы, значения в страницах экранируются, а доступ к записьм проверяется на принадлежность текущему пользователю. Работоспособность подтверждена серией из 46 автоматических проверок.</w:t>
       </w:r>
     </w:p>
     <w:p>
@@ -4257,21 +4251,6 @@
     <w:p>
       <w:pPr>
         <w:keepNext/>
-        <w:adjustRightInd w:val="0"/>
-        <w:snapToGrid w:val="0"/>
-        <w:spacing w:after="0"/>
-      </w:pPr>
-    </w:p>
-    <w:p>
-      <w:pPr>
-        <w:keepNext/>
-        <w:adjustRightInd w:val="0"/>
-        <w:snapToGrid w:val="0"/>
-        <w:spacing w:after="0"/>
-      </w:pPr>
-    </w:p>
-    <w:p>
-      <w:pPr>
         <w:adjustRightInd w:val="0"/>
         <w:snapToGrid w:val="0"/>
         <w:spacing w:after="0"/>
@@ -4340,7 +4319,7 @@
         <w:rPr>
           <w:lang w:val="ru-RU"/>
         </w:rPr>
-        <w:t xml:space="preserve">Jakarta Servlet Specification [Электронный ресурс] / Eclipse Foundation. URL: https://jakarta.ee/specifications/servlet/ (дата обращения: 09.10.2026).</w:t>
+        <w:t xml:space="preserve">H2 Database Engine. Documentation [Электронный ресурс]. URL: https://www.h2database.com/html/main.html (дата обращения: 18.10.2026).</w:t>
       </w:r>
     </w:p>
     <w:p>
@@ -4362,7 +4341,7 @@
         <w:rPr>
           <w:lang w:val="ru-RU"/>
         </w:rPr>
-        <w:t xml:space="preserve">Java SE 21 Documentation [Электронный ресурс] / Oracle. URL: https://docs.oracle.com/en/java/javase/21/ (дата обращения: 09.10.2026).</w:t>
+        <w:t xml:space="preserve">Hibernate ORM Documentation [Электронный ресурс] / Red Hat. URL: https://hibernate.org/orm/documentation/ (дата обращения: 23.10.2026).</w:t>
       </w:r>
     </w:p>
     <w:p>
@@ -4384,7 +4363,7 @@
         <w:rPr>
           <w:lang w:val="ru-RU"/>
         </w:rPr>
-        <w:t xml:space="preserve">MDN Web Docs. Элемент &lt;form&gt; [Электронный ресурс] / Mozilla. URL: https://developer.mozilla.org/ru/docs/Web/HTML/Element/form (дата обращения: 09.10.2026).</w:t>
+        <w:t xml:space="preserve">Java SE 21 Documentation [Электронный ресурс] / Oracle. URL: https://docs.oracle.com/en/java/javase/21/ (дата обращения: 02.10.2026).</w:t>
       </w:r>
     </w:p>
     <w:p>
@@ -4406,7 +4385,7 @@
         <w:rPr>
           <w:lang w:val="ru-RU"/>
         </w:rPr>
-        <w:t xml:space="preserve">OWASP Cross Site Scripting Prevention Cheat Sheet [Электронный ресурс] / OWASP Foundation. URL: https://cheatsheetseries.owasp.org/cheatsheets/Cross_Site_Scripting_Prevention_Cheat_Sheet.html (дата обращения: 09.10.2026).</w:t>
+        <w:t xml:space="preserve">MDN Web Docs. Элемент &lt;form&gt; [Электронный ресурс] / Mozilla. URL: https://developer.mozilla.org/ru/docs/Web/HTML/Element/form (дата обращения: 07.10.2026).</w:t>
       </w:r>
     </w:p>
     <w:p>
@@ -4428,7 +4407,7 @@
         <w:rPr>
           <w:lang w:val="ru-RU"/>
         </w:rPr>
-        <w:t xml:space="preserve">OWASP Password Storage Cheat Sheet [Электронный ресурс] / OWASP Foundation. URL: https://cheatsheetseries.owasp.org/cheatsheets/Password_Storage_Cheat_Sheet.html (дата обращения: 09.10.2026).</w:t>
+        <w:t xml:space="preserve">OWASP Cross Site Scripting Prevention Cheat Sheet [Электронный ресурс] / OWASP Foundation. URL: https://cheatsheetseries.owasp.org/cheatsheets/Cross_Site_Scripting_Prevention_Cheat_Sheet.html (дата обращения: 12.10.2026).</w:t>
       </w:r>
     </w:p>
     <w:p>
@@ -4450,7 +4429,7 @@
         <w:rPr>
           <w:lang w:val="ru-RU"/>
         </w:rPr>
-        <w:t xml:space="preserve">Package com.sun.net.httpserver [Электронный ресурс] // Java SE 21 &amp; JDK 21 API Specification / Oracle. URL: https://docs.oracle.com/en/java/javase/21/docs/api/jdk.httpserver/com/sun/net/httpserver/package-summary.html (дата обращения: 09.10.2026).</w:t>
+        <w:t xml:space="preserve">OWASP Password Storage Cheat Sheet [Электронный ресурс] / OWASP Foundation. URL: https://cheatsheetseries.owasp.org/cheatsheets/Password_Storage_Cheat_Sheet.html (дата обращения: 17.10.2026).</w:t>
       </w:r>
     </w:p>
     <w:p>
@@ -4472,7 +4451,7 @@
         <w:rPr>
           <w:lang w:val="ru-RU"/>
         </w:rPr>
-        <w:t xml:space="preserve">RFC 8018. PKCS #5: Password-Based Cryptography Specification Version 2.1 [Электронный ресурс] / IETF. URL: https://www.rfc-editor.org/rfc/rfc8018 (дата обращения: 09.10.2026).</w:t>
+        <w:t xml:space="preserve">RFC 8018. PKCS #5: Password-Based Cryptography Specification Version 2.1 [Электронный ресурс] / IETF. URL: https://www.rfc-editor.org/rfc/rfc8018 (дата обращения: 22.10.2026).</w:t>
       </w:r>
     </w:p>
     <w:p>
@@ -4494,7 +4473,7 @@
         <w:rPr>
           <w:lang w:val="ru-RU"/>
         </w:rPr>
-        <w:t xml:space="preserve">RFC 9110. HTTP Semantics [Электронный ресурс] / IETF. URL: https://www.rfc-editor.org/rfc/rfc9110 (дата обращения: 09.10.2026).</w:t>
+        <w:t xml:space="preserve">RFC 9110. HTTP Semantics [Электронный ресурс] / IETF. URL: https://www.rfc-editor.org/rfc/rfc9110 (дата обращения: 01.10.2026).</w:t>
       </w:r>
     </w:p>
     <w:p>
@@ -4516,7 +4495,7 @@
         <w:rPr>
           <w:lang w:val="ru-RU"/>
         </w:rPr>
-        <w:t xml:space="preserve">Spring Boot Reference Documentation [Электронный ресурс] / VMware. URL: https://docs.spring.io/spring-boot/ (дата обращения: 09.10.2026).</w:t>
+        <w:t xml:space="preserve">Spring Boot Reference Documentation [Электронный ресурс] / Spring. URL: https://docs.spring.io/spring-boot/ (дата обращения: 06.10.2026).</w:t>
       </w:r>
     </w:p>
     <w:p>
@@ -4538,7 +4517,7 @@
         <w:rPr>
           <w:lang w:val="ru-RU"/>
         </w:rPr>
-        <w:t xml:space="preserve">The Java Tutorials [Электронный ресурс] / Oracle. URL: https://docs.oracle.com/javase/tutorial/ (дата обращения: 09.10.2026).</w:t>
+        <w:t xml:space="preserve">Spring Data JPA Reference Documentation [Электронный ресурс] / Spring. URL: https://docs.spring.io/spring-data/jpa/reference/ (дата обращения: 11.10.2026).</w:t>
       </w:r>
     </w:p>
     <w:p>
@@ -4560,7 +4539,29 @@
         <w:rPr>
           <w:lang w:val="ru-RU"/>
         </w:rPr>
-        <w:t xml:space="preserve">Thymeleaf documentation [Электронный ресурс]. URL: https://www.thymeleaf.org/documentation.html (дата обращения: 09.10.2026).</w:t>
+        <w:t xml:space="preserve">Spring Framework Reference Documentation. Web on Servlet Stack [Электронный ресурс] / Spring. URL: https://docs.spring.io/spring-framework/reference/web/webmvc.html (дата обращения: 16.10.2026).</w:t>
+      </w:r>
+    </w:p>
+    <w:p>
+      <w:pPr>
+        <w:pStyle w:val="Normal2"/>
+        <w:numPr>
+          <w:ilvl w:val="0"/>
+          <w:numId w:val="10"/>
+        </w:numPr>
+        <w:adjustRightInd w:val="0"/>
+        <w:snapToGrid w:val="0"/>
+        <w:spacing w:line="360" w:lineRule="auto"/>
+        <w:ind w:left="0" w:firstLine="709"/>
+        <w:rPr>
+          <w:lang w:val="ru-RU"/>
+        </w:rPr>
+      </w:pPr>
+      <w:r>
+        <w:rPr>
+          <w:lang w:val="ru-RU"/>
+        </w:rPr>
+        <w:t xml:space="preserve">Thymeleaf documentation [Электронный ресурс]. URL: https://www.thymeleaf.org/documentation.html (дата обращения: 21.10.2026).</w:t>
       </w:r>
     </w:p>
     <w:sectPr>
